--- a/README.docx
+++ b/README.docx
@@ -28,7 +28,7 @@
           <w:sz w:val="48"/>
           <w:szCs w:val="48"/>
         </w:rPr>
-        <w:t>AI Travel Guide Website</w:t>
+        <w:t>Travel Guide</w:t>
       </w:r>
     </w:p>
     <w:p>
@@ -63,153 +63,66 @@
     <w:p>
       <w:pPr>
         <w:widowControl/>
-        <w:shd w:val="clear" w:color="auto" w:fill="FFFFFF"/>
-        <w:spacing w:after="240"/>
-        <w:rPr>
-          <w:rFonts w:ascii="Segoe UI" w:eastAsia="新細明體" w:hAnsi="Segoe UI" w:cs="Segoe UI"/>
-          <w:color w:val="1F2328"/>
+        <w:spacing w:before="100" w:beforeAutospacing="1" w:after="100" w:afterAutospacing="1"/>
+        <w:rPr>
+          <w:rFonts w:ascii="新細明體" w:eastAsia="新細明體" w:hAnsi="新細明體" w:cs="新細明體"/>
           <w:kern w:val="0"/>
           <w:szCs w:val="24"/>
         </w:rPr>
       </w:pPr>
       <w:r>
         <w:rPr>
-          <w:rFonts w:ascii="Segoe UI" w:eastAsia="新細明體" w:hAnsi="Segoe UI" w:cs="Segoe UI"/>
-          <w:color w:val="1F2328"/>
+          <w:rFonts w:ascii="新細明體" w:eastAsia="新細明體" w:hAnsi="新細明體" w:cs="新細明體"/>
           <w:kern w:val="0"/>
           <w:szCs w:val="24"/>
         </w:rPr>
-        <w:t>本專題是一個「</w:t>
-      </w:r>
-      <w:r>
-        <w:rPr>
-          <w:rFonts w:ascii="Segoe UI" w:eastAsia="新細明體" w:hAnsi="Segoe UI" w:cs="Segoe UI"/>
-          <w:color w:val="1F2328"/>
+        <w:t>本專題為</w:t>
+      </w:r>
+      <w:r>
+        <w:rPr>
+          <w:rFonts w:ascii="新細明體" w:eastAsia="新細明體" w:hAnsi="新細明體" w:cs="新細明體"/>
           <w:kern w:val="0"/>
           <w:szCs w:val="24"/>
         </w:rPr>
-        <w:t xml:space="preserve">AI </w:t>
-      </w:r>
-      <w:r>
-        <w:rPr>
-          <w:rFonts w:ascii="Segoe UI" w:eastAsia="新細明體" w:hAnsi="Segoe UI" w:cs="Segoe UI"/>
-          <w:color w:val="1F2328"/>
-          <w:kern w:val="0"/>
-          <w:szCs w:val="24"/>
-        </w:rPr>
-        <w:t>輔助旅遊景點推薦平台」範例，使用</w:t>
-      </w:r>
-      <w:r>
-        <w:rPr>
-          <w:rFonts w:ascii="Segoe UI" w:eastAsia="新細明體" w:hAnsi="Segoe UI" w:cs="Segoe UI"/>
-          <w:color w:val="1F2328"/>
-          <w:kern w:val="0"/>
-          <w:szCs w:val="24"/>
-        </w:rPr>
-        <w:t xml:space="preserve"> Bootstrap </w:t>
-      </w:r>
-      <w:r>
-        <w:rPr>
-          <w:rFonts w:ascii="Segoe UI" w:eastAsia="新細明體" w:hAnsi="Segoe UI" w:cs="Segoe UI"/>
-          <w:color w:val="1F2328"/>
-          <w:kern w:val="0"/>
-          <w:szCs w:val="24"/>
-        </w:rPr>
-        <w:t>製作</w:t>
-      </w:r>
-      <w:r>
-        <w:rPr>
-          <w:rFonts w:ascii="Segoe UI" w:eastAsia="新細明體" w:hAnsi="Segoe UI" w:cs="Segoe UI"/>
-          <w:color w:val="1F2328"/>
-          <w:kern w:val="0"/>
-          <w:szCs w:val="24"/>
-        </w:rPr>
-        <w:t xml:space="preserve"> RWD </w:t>
-      </w:r>
-      <w:r>
-        <w:rPr>
-          <w:rFonts w:ascii="Segoe UI" w:eastAsia="新細明體" w:hAnsi="Segoe UI" w:cs="Segoe UI"/>
-          <w:color w:val="1F2328"/>
-          <w:kern w:val="0"/>
-          <w:szCs w:val="24"/>
-        </w:rPr>
-        <w:t>前端頁面，使用</w:t>
-      </w:r>
-      <w:r>
-        <w:rPr>
-          <w:rFonts w:ascii="Segoe UI" w:eastAsia="新細明體" w:hAnsi="Segoe UI" w:cs="Segoe UI"/>
-          <w:color w:val="1F2328"/>
-          <w:kern w:val="0"/>
-          <w:szCs w:val="24"/>
-        </w:rPr>
-        <w:t xml:space="preserve"> Vue.js </w:t>
-      </w:r>
-      <w:r>
-        <w:rPr>
-          <w:rFonts w:ascii="Segoe UI" w:eastAsia="新細明體" w:hAnsi="Segoe UI" w:cs="Segoe UI"/>
-          <w:color w:val="1F2328"/>
-          <w:kern w:val="0"/>
-          <w:szCs w:val="24"/>
-        </w:rPr>
-        <w:t>呼叫</w:t>
-      </w:r>
-      <w:r>
-        <w:rPr>
-          <w:rFonts w:ascii="Segoe UI" w:eastAsia="新細明體" w:hAnsi="Segoe UI" w:cs="Segoe UI"/>
-          <w:color w:val="1F2328"/>
-          <w:kern w:val="0"/>
-          <w:szCs w:val="24"/>
-        </w:rPr>
-        <w:t xml:space="preserve"> Flask API</w:t>
-      </w:r>
-      <w:r>
-        <w:rPr>
-          <w:rFonts w:ascii="Segoe UI" w:eastAsia="新細明體" w:hAnsi="Segoe UI" w:cs="Segoe UI"/>
-          <w:color w:val="1F2328"/>
-          <w:kern w:val="0"/>
-          <w:szCs w:val="24"/>
-        </w:rPr>
-        <w:t>，並以</w:t>
-      </w:r>
-      <w:r>
-        <w:rPr>
-          <w:rFonts w:ascii="Segoe UI" w:eastAsia="新細明體" w:hAnsi="Segoe UI" w:cs="Segoe UI"/>
-          <w:color w:val="1F2328"/>
-          <w:kern w:val="0"/>
-          <w:szCs w:val="24"/>
-        </w:rPr>
-        <w:t xml:space="preserve"> SQLite </w:t>
-      </w:r>
-      <w:r>
-        <w:rPr>
-          <w:rFonts w:ascii="Segoe UI" w:eastAsia="新細明體" w:hAnsi="Segoe UI" w:cs="Segoe UI"/>
-          <w:color w:val="1F2328"/>
-          <w:kern w:val="0"/>
-          <w:szCs w:val="24"/>
-        </w:rPr>
-        <w:t>儲存景點與分類資料。</w:t>
+        <w:t>「旅遊景點推薦平台」，以 Laravel 框架進行開發。前端採用 Laravel Blade 模板引擎建構頁面，後端則使用 Laravel 內建的 Model、Controller 等 MVC 架構處理系統邏輯，並以 SQLite 作為資料庫。</w:t>
       </w:r>
     </w:p>
     <w:p>
       <w:pPr>
         <w:widowControl/>
-        <w:shd w:val="clear" w:color="auto" w:fill="FFFFFF"/>
-        <w:spacing w:after="240"/>
-        <w:rPr>
-          <w:rFonts w:ascii="Segoe UI" w:eastAsia="新細明體" w:hAnsi="Segoe UI" w:cs="Segoe UI"/>
-          <w:color w:val="1F2328"/>
+        <w:spacing w:before="100" w:beforeAutospacing="1" w:after="100" w:afterAutospacing="1"/>
+        <w:rPr>
+          <w:rFonts w:ascii="新細明體" w:eastAsia="新細明體" w:hAnsi="新細明體" w:cs="新細明體"/>
           <w:kern w:val="0"/>
           <w:szCs w:val="24"/>
         </w:rPr>
       </w:pPr>
       <w:r>
         <w:rPr>
-          <w:rFonts w:ascii="Segoe UI" w:eastAsia="新細明體" w:hAnsi="Segoe UI" w:cs="Segoe UI"/>
-          <w:color w:val="1F2328"/>
+          <w:rFonts w:ascii="新細明體" w:eastAsia="新細明體" w:hAnsi="新細明體" w:cs="新細明體"/>
           <w:kern w:val="0"/>
           <w:szCs w:val="24"/>
         </w:rPr>
-        <w:t>系統可以瀏覽景點、查詢景點、查看景點詳細內容、管理景點資料，並在管理頁顯示統計圖表。</w:t>
+        <w:t>在前端介面方面，使用 Bootstrap 建立支援響應式網頁設計（RWD）的版面，讓網站能夠適應不同尺寸的裝置；同時使用 Vue.js 處理前端互動功能，並搭配 Ajax、Axios 與後端進行資料傳輸及 CRUD 操作。此外，系統使用 Chart.js 製作統計圖表，將景點或相關資料以視覺化方式呈現。</w:t>
+      </w:r>
+    </w:p>
+    <w:p>
+      <w:pPr>
+        <w:widowControl/>
+        <w:spacing w:before="100" w:beforeAutospacing="1" w:after="100" w:afterAutospacing="1"/>
+        <w:rPr>
+          <w:rFonts w:ascii="新細明體" w:eastAsia="新細明體" w:hAnsi="新細明體" w:cs="新細明體"/>
+          <w:kern w:val="0"/>
+          <w:szCs w:val="24"/>
+        </w:rPr>
+      </w:pPr>
+      <w:r>
+        <w:rPr>
+          <w:rFonts w:ascii="新細明體" w:eastAsia="新細明體" w:hAnsi="新細明體" w:cs="新細明體"/>
+          <w:kern w:val="0"/>
+          <w:szCs w:val="24"/>
+        </w:rPr>
+        <w:t>本系統提供景點瀏覽、條件查詢、景點詳細資訊查看及景點資料管理等功能，並可在後台管理頁面中顯示資料統計圖表，協助管理者快速掌握系統中的景點資料分布與使用情況。</w:t>
       </w:r>
     </w:p>
     <w:p>
@@ -626,6 +539,8 @@
               </w:rPr>
               <w:t>ravel</w:t>
             </w:r>
+            <w:bookmarkStart w:id="0" w:name="_GoBack"/>
+            <w:bookmarkEnd w:id="0"/>
           </w:p>
         </w:tc>
       </w:tr>
@@ -879,6 +794,7 @@
                 <w:kern w:val="0"/>
                 <w:szCs w:val="24"/>
               </w:rPr>
+              <w:lastRenderedPageBreak/>
               <w:t>頁面或功能</w:t>
             </w:r>
           </w:p>
@@ -1126,7 +1042,6 @@
                 <w:kern w:val="0"/>
                 <w:szCs w:val="24"/>
               </w:rPr>
-              <w:lastRenderedPageBreak/>
               <w:t>景點列表</w:t>
             </w:r>
           </w:p>
@@ -1581,30 +1496,20 @@
             <w:gridSpan w:val="2"/>
           </w:tcPr>
           <w:p>
-            <w:pPr>
+            <w:r>
+              <w:t>頁面</w:t>
+            </w:r>
+          </w:p>
+        </w:tc>
+        <w:tc>
+          <w:tcPr>
+            <w:tcW w:w="1984" w:type="dxa"/>
+          </w:tcPr>
+          <w:p>
+            <w:r>
               <w:rPr>
                 <w:rFonts w:hint="eastAsia"/>
               </w:rPr>
-            </w:pPr>
-            <w:r>
-              <w:t>頁面</w:t>
-            </w:r>
-          </w:p>
-        </w:tc>
-        <w:tc>
-          <w:tcPr>
-            <w:tcW w:w="1984" w:type="dxa"/>
-          </w:tcPr>
-          <w:p>
-            <w:pPr>
-              <w:rPr>
-                <w:rFonts w:hint="eastAsia"/>
-              </w:rPr>
-            </w:pPr>
-            <w:r>
-              <w:rPr>
-                <w:rFonts w:hint="eastAsia"/>
-              </w:rPr>
               <w:t>路徑</w:t>
             </w:r>
           </w:p>
@@ -1614,11 +1519,6 @@
             <w:tcW w:w="3623" w:type="dxa"/>
           </w:tcPr>
           <w:p>
-            <w:pPr>
-              <w:rPr>
-                <w:rFonts w:hint="eastAsia"/>
-              </w:rPr>
-            </w:pPr>
             <w:r>
               <w:rPr>
                 <w:rFonts w:hint="eastAsia"/>
@@ -1635,51 +1535,36 @@
             <w:vMerge w:val="restart"/>
           </w:tcPr>
           <w:p>
-            <w:pPr>
+            <w:r>
               <w:rPr>
                 <w:rFonts w:hint="eastAsia"/>
               </w:rPr>
-            </w:pPr>
+              <w:t>前台</w:t>
+            </w:r>
+          </w:p>
+        </w:tc>
+        <w:tc>
+          <w:tcPr>
+            <w:tcW w:w="1843" w:type="dxa"/>
+          </w:tcPr>
+          <w:p>
             <w:r>
               <w:rPr>
                 <w:rFonts w:hint="eastAsia"/>
               </w:rPr>
-              <w:t>前台</w:t>
-            </w:r>
-          </w:p>
-        </w:tc>
-        <w:tc>
-          <w:tcPr>
-            <w:tcW w:w="1843" w:type="dxa"/>
-          </w:tcPr>
-          <w:p>
-            <w:pPr>
+              <w:t>首頁</w:t>
+            </w:r>
+          </w:p>
+        </w:tc>
+        <w:tc>
+          <w:tcPr>
+            <w:tcW w:w="1984" w:type="dxa"/>
+          </w:tcPr>
+          <w:p>
+            <w:r>
               <w:rPr>
                 <w:rFonts w:hint="eastAsia"/>
               </w:rPr>
-            </w:pPr>
-            <w:r>
-              <w:rPr>
-                <w:rFonts w:hint="eastAsia"/>
-              </w:rPr>
-              <w:t>首頁</w:t>
-            </w:r>
-          </w:p>
-        </w:tc>
-        <w:tc>
-          <w:tcPr>
-            <w:tcW w:w="1984" w:type="dxa"/>
-          </w:tcPr>
-          <w:p>
-            <w:pPr>
-              <w:rPr>
-                <w:rFonts w:hint="eastAsia"/>
-              </w:rPr>
-            </w:pPr>
-            <w:r>
-              <w:rPr>
-                <w:rFonts w:hint="eastAsia"/>
-              </w:rPr>
               <w:t>/</w:t>
             </w:r>
           </w:p>
@@ -1689,11 +1574,6 @@
             <w:tcW w:w="3623" w:type="dxa"/>
           </w:tcPr>
           <w:p>
-            <w:pPr>
-              <w:rPr>
-                <w:rFonts w:hint="eastAsia"/>
-              </w:rPr>
-            </w:pPr>
             <w:r>
               <w:t>景點圖片輪播，</w:t>
             </w:r>
@@ -1706,46 +1586,30 @@
             <w:tcW w:w="846" w:type="dxa"/>
             <w:vMerge/>
           </w:tcPr>
-          <w:p>
-            <w:pPr>
+          <w:p/>
+        </w:tc>
+        <w:tc>
+          <w:tcPr>
+            <w:tcW w:w="1843" w:type="dxa"/>
+          </w:tcPr>
+          <w:p>
+            <w:r>
               <w:rPr>
                 <w:rFonts w:hint="eastAsia"/>
               </w:rPr>
-            </w:pPr>
-          </w:p>
-        </w:tc>
-        <w:tc>
-          <w:tcPr>
-            <w:tcW w:w="1843" w:type="dxa"/>
-          </w:tcPr>
-          <w:p>
-            <w:pPr>
+              <w:t>景點頁</w:t>
+            </w:r>
+          </w:p>
+        </w:tc>
+        <w:tc>
+          <w:tcPr>
+            <w:tcW w:w="1984" w:type="dxa"/>
+          </w:tcPr>
+          <w:p>
+            <w:r>
               <w:rPr>
                 <w:rFonts w:hint="eastAsia"/>
               </w:rPr>
-            </w:pPr>
-            <w:r>
-              <w:rPr>
-                <w:rFonts w:hint="eastAsia"/>
-              </w:rPr>
-              <w:t>景點頁</w:t>
-            </w:r>
-          </w:p>
-        </w:tc>
-        <w:tc>
-          <w:tcPr>
-            <w:tcW w:w="1984" w:type="dxa"/>
-          </w:tcPr>
-          <w:p>
-            <w:pPr>
-              <w:rPr>
-                <w:rFonts w:hint="eastAsia"/>
-              </w:rPr>
-            </w:pPr>
-            <w:r>
-              <w:rPr>
-                <w:rFonts w:hint="eastAsia"/>
-              </w:rPr>
               <w:t>/</w:t>
             </w:r>
             <w:r>
@@ -1757,13 +1621,7 @@
           <w:tcPr>
             <w:tcW w:w="3623" w:type="dxa"/>
           </w:tcPr>
-          <w:p>
-            <w:pPr>
-              <w:rPr>
-                <w:rFonts w:hint="eastAsia"/>
-              </w:rPr>
-            </w:pPr>
-          </w:p>
+          <w:p/>
         </w:tc>
       </w:tr>
       <w:tr>
@@ -1772,46 +1630,30 @@
             <w:tcW w:w="846" w:type="dxa"/>
             <w:vMerge/>
           </w:tcPr>
-          <w:p>
-            <w:pPr>
+          <w:p/>
+        </w:tc>
+        <w:tc>
+          <w:tcPr>
+            <w:tcW w:w="1843" w:type="dxa"/>
+          </w:tcPr>
+          <w:p>
+            <w:r>
               <w:rPr>
                 <w:rFonts w:hint="eastAsia"/>
               </w:rPr>
-            </w:pPr>
-          </w:p>
-        </w:tc>
-        <w:tc>
-          <w:tcPr>
-            <w:tcW w:w="1843" w:type="dxa"/>
-          </w:tcPr>
-          <w:p>
-            <w:pPr>
+              <w:t>景點詳情</w:t>
+            </w:r>
+          </w:p>
+        </w:tc>
+        <w:tc>
+          <w:tcPr>
+            <w:tcW w:w="1984" w:type="dxa"/>
+          </w:tcPr>
+          <w:p>
+            <w:r>
               <w:rPr>
                 <w:rFonts w:hint="eastAsia"/>
               </w:rPr>
-            </w:pPr>
-            <w:r>
-              <w:rPr>
-                <w:rFonts w:hint="eastAsia"/>
-              </w:rPr>
-              <w:t>景點詳情</w:t>
-            </w:r>
-          </w:p>
-        </w:tc>
-        <w:tc>
-          <w:tcPr>
-            <w:tcW w:w="1984" w:type="dxa"/>
-          </w:tcPr>
-          <w:p>
-            <w:pPr>
-              <w:rPr>
-                <w:rFonts w:hint="eastAsia"/>
-              </w:rPr>
-            </w:pPr>
-            <w:r>
-              <w:rPr>
-                <w:rFonts w:hint="eastAsia"/>
-              </w:rPr>
               <w:t>/</w:t>
             </w:r>
             <w:r>
@@ -1823,13 +1665,7 @@
           <w:tcPr>
             <w:tcW w:w="3623" w:type="dxa"/>
           </w:tcPr>
-          <w:p>
-            <w:pPr>
-              <w:rPr>
-                <w:rFonts w:hint="eastAsia"/>
-              </w:rPr>
-            </w:pPr>
-          </w:p>
+          <w:p/>
         </w:tc>
       </w:tr>
       <w:tr>
@@ -1838,46 +1674,30 @@
             <w:tcW w:w="846" w:type="dxa"/>
             <w:vMerge/>
           </w:tcPr>
-          <w:p>
-            <w:pPr>
+          <w:p/>
+        </w:tc>
+        <w:tc>
+          <w:tcPr>
+            <w:tcW w:w="1843" w:type="dxa"/>
+          </w:tcPr>
+          <w:p>
+            <w:r>
               <w:rPr>
                 <w:rFonts w:hint="eastAsia"/>
               </w:rPr>
-            </w:pPr>
-          </w:p>
-        </w:tc>
-        <w:tc>
-          <w:tcPr>
-            <w:tcW w:w="1843" w:type="dxa"/>
-          </w:tcPr>
-          <w:p>
-            <w:pPr>
+              <w:t>特色小吃</w:t>
+            </w:r>
+          </w:p>
+        </w:tc>
+        <w:tc>
+          <w:tcPr>
+            <w:tcW w:w="1984" w:type="dxa"/>
+          </w:tcPr>
+          <w:p>
+            <w:r>
               <w:rPr>
                 <w:rFonts w:hint="eastAsia"/>
               </w:rPr>
-            </w:pPr>
-            <w:r>
-              <w:rPr>
-                <w:rFonts w:hint="eastAsia"/>
-              </w:rPr>
-              <w:t>特色小吃</w:t>
-            </w:r>
-          </w:p>
-        </w:tc>
-        <w:tc>
-          <w:tcPr>
-            <w:tcW w:w="1984" w:type="dxa"/>
-          </w:tcPr>
-          <w:p>
-            <w:pPr>
-              <w:rPr>
-                <w:rFonts w:hint="eastAsia"/>
-              </w:rPr>
-            </w:pPr>
-            <w:r>
-              <w:rPr>
-                <w:rFonts w:hint="eastAsia"/>
-              </w:rPr>
               <w:t>/</w:t>
             </w:r>
             <w:r>
@@ -1889,13 +1709,7 @@
           <w:tcPr>
             <w:tcW w:w="3623" w:type="dxa"/>
           </w:tcPr>
-          <w:p>
-            <w:pPr>
-              <w:rPr>
-                <w:rFonts w:hint="eastAsia"/>
-              </w:rPr>
-            </w:pPr>
-          </w:p>
+          <w:p/>
         </w:tc>
       </w:tr>
       <w:tr>
@@ -1904,46 +1718,30 @@
             <w:tcW w:w="846" w:type="dxa"/>
             <w:vMerge/>
           </w:tcPr>
-          <w:p>
-            <w:pPr>
+          <w:p/>
+        </w:tc>
+        <w:tc>
+          <w:tcPr>
+            <w:tcW w:w="1843" w:type="dxa"/>
+          </w:tcPr>
+          <w:p>
+            <w:r>
               <w:rPr>
                 <w:rFonts w:hint="eastAsia"/>
               </w:rPr>
-            </w:pPr>
-          </w:p>
-        </w:tc>
-        <w:tc>
-          <w:tcPr>
-            <w:tcW w:w="1843" w:type="dxa"/>
-          </w:tcPr>
-          <w:p>
-            <w:pPr>
+              <w:t>特色小吃詳情</w:t>
+            </w:r>
+          </w:p>
+        </w:tc>
+        <w:tc>
+          <w:tcPr>
+            <w:tcW w:w="1984" w:type="dxa"/>
+          </w:tcPr>
+          <w:p>
+            <w:r>
               <w:rPr>
                 <w:rFonts w:hint="eastAsia"/>
               </w:rPr>
-            </w:pPr>
-            <w:r>
-              <w:rPr>
-                <w:rFonts w:hint="eastAsia"/>
-              </w:rPr>
-              <w:t>特色小吃詳情</w:t>
-            </w:r>
-          </w:p>
-        </w:tc>
-        <w:tc>
-          <w:tcPr>
-            <w:tcW w:w="1984" w:type="dxa"/>
-          </w:tcPr>
-          <w:p>
-            <w:pPr>
-              <w:rPr>
-                <w:rFonts w:hint="eastAsia"/>
-              </w:rPr>
-            </w:pPr>
-            <w:r>
-              <w:rPr>
-                <w:rFonts w:hint="eastAsia"/>
-              </w:rPr>
               <w:t>/</w:t>
             </w:r>
             <w:r>
@@ -1955,13 +1753,7 @@
           <w:tcPr>
             <w:tcW w:w="3623" w:type="dxa"/>
           </w:tcPr>
-          <w:p>
-            <w:pPr>
-              <w:rPr>
-                <w:rFonts w:hint="eastAsia"/>
-              </w:rPr>
-            </w:pPr>
-          </w:p>
+          <w:p/>
         </w:tc>
       </w:tr>
       <w:tr>
@@ -1970,15 +1762,10 @@
             <w:tcW w:w="846" w:type="dxa"/>
           </w:tcPr>
           <w:p>
-            <w:pPr>
+            <w:r>
               <w:rPr>
                 <w:rFonts w:hint="eastAsia"/>
               </w:rPr>
-            </w:pPr>
-            <w:r>
-              <w:rPr>
-                <w:rFonts w:hint="eastAsia"/>
-              </w:rPr>
               <w:t>後台</w:t>
             </w:r>
           </w:p>
@@ -1987,37 +1774,19 @@
           <w:tcPr>
             <w:tcW w:w="1843" w:type="dxa"/>
           </w:tcPr>
-          <w:p>
-            <w:pPr>
-              <w:rPr>
-                <w:rFonts w:hint="eastAsia"/>
-              </w:rPr>
-            </w:pPr>
-          </w:p>
+          <w:p/>
         </w:tc>
         <w:tc>
           <w:tcPr>
             <w:tcW w:w="1984" w:type="dxa"/>
           </w:tcPr>
-          <w:p>
-            <w:pPr>
-              <w:rPr>
-                <w:rFonts w:hint="eastAsia"/>
-              </w:rPr>
-            </w:pPr>
-          </w:p>
+          <w:p/>
         </w:tc>
         <w:tc>
           <w:tcPr>
             <w:tcW w:w="3623" w:type="dxa"/>
           </w:tcPr>
-          <w:p>
-            <w:pPr>
-              <w:rPr>
-                <w:rFonts w:hint="eastAsia"/>
-              </w:rPr>
-            </w:pPr>
-          </w:p>
+          <w:p/>
         </w:tc>
       </w:tr>
       <w:tr>
@@ -2025,49 +1794,25 @@
           <w:tcPr>
             <w:tcW w:w="846" w:type="dxa"/>
           </w:tcPr>
-          <w:p>
-            <w:pPr>
-              <w:rPr>
-                <w:rFonts w:hint="eastAsia"/>
-              </w:rPr>
-            </w:pPr>
-          </w:p>
+          <w:p/>
         </w:tc>
         <w:tc>
           <w:tcPr>
             <w:tcW w:w="1843" w:type="dxa"/>
           </w:tcPr>
-          <w:p>
-            <w:pPr>
-              <w:rPr>
-                <w:rFonts w:hint="eastAsia"/>
-              </w:rPr>
-            </w:pPr>
-          </w:p>
+          <w:p/>
         </w:tc>
         <w:tc>
           <w:tcPr>
             <w:tcW w:w="1984" w:type="dxa"/>
           </w:tcPr>
-          <w:p>
-            <w:pPr>
-              <w:rPr>
-                <w:rFonts w:hint="eastAsia"/>
-              </w:rPr>
-            </w:pPr>
-          </w:p>
+          <w:p/>
         </w:tc>
         <w:tc>
           <w:tcPr>
             <w:tcW w:w="3623" w:type="dxa"/>
           </w:tcPr>
-          <w:p>
-            <w:pPr>
-              <w:rPr>
-                <w:rFonts w:hint="eastAsia"/>
-              </w:rPr>
-            </w:pPr>
-          </w:p>
+          <w:p/>
         </w:tc>
       </w:tr>
       <w:tr>
@@ -2075,49 +1820,25 @@
           <w:tcPr>
             <w:tcW w:w="846" w:type="dxa"/>
           </w:tcPr>
-          <w:p>
-            <w:pPr>
-              <w:rPr>
-                <w:rFonts w:hint="eastAsia"/>
-              </w:rPr>
-            </w:pPr>
-          </w:p>
+          <w:p/>
         </w:tc>
         <w:tc>
           <w:tcPr>
             <w:tcW w:w="1843" w:type="dxa"/>
           </w:tcPr>
-          <w:p>
-            <w:pPr>
-              <w:rPr>
-                <w:rFonts w:hint="eastAsia"/>
-              </w:rPr>
-            </w:pPr>
-          </w:p>
+          <w:p/>
         </w:tc>
         <w:tc>
           <w:tcPr>
             <w:tcW w:w="1984" w:type="dxa"/>
           </w:tcPr>
-          <w:p>
-            <w:pPr>
-              <w:rPr>
-                <w:rFonts w:hint="eastAsia"/>
-              </w:rPr>
-            </w:pPr>
-          </w:p>
+          <w:p/>
         </w:tc>
         <w:tc>
           <w:tcPr>
             <w:tcW w:w="3623" w:type="dxa"/>
           </w:tcPr>
-          <w:p>
-            <w:pPr>
-              <w:rPr>
-                <w:rFonts w:hint="eastAsia"/>
-              </w:rPr>
-            </w:pPr>
-          </w:p>
+          <w:p/>
         </w:tc>
       </w:tr>
     </w:tbl>
@@ -2847,14 +2568,7 @@
           <w:rFonts w:ascii="Segoe UI" w:hAnsi="Segoe UI" w:cs="Segoe UI"/>
           <w:color w:val="1F2328"/>
         </w:rPr>
-        <w:t>資料庫路徑</w:t>
-      </w:r>
-      <w:r>
-        <w:rPr>
-          <w:rFonts w:ascii="Segoe UI" w:hAnsi="Segoe UI" w:cs="Segoe UI"/>
-          <w:color w:val="1F2328"/>
-        </w:rPr>
-        <w:t>為</w:t>
+        <w:t>資料庫路徑為</w:t>
       </w:r>
       <w:r>
         <w:rPr>
@@ -3227,9 +2941,6 @@
           <w:p>
             <w:pPr>
               <w:spacing w:after="240"/>
-              <w:rPr>
-                <w:rFonts w:hint="eastAsia"/>
-              </w:rPr>
             </w:pPr>
             <w:r>
               <w:t>分類名稱</w:t>
@@ -3316,9 +3027,6 @@
           <w:p>
             <w:pPr>
               <w:spacing w:after="240"/>
-              <w:rPr>
-                <w:rFonts w:hint="eastAsia"/>
-              </w:rPr>
             </w:pPr>
             <w:r>
               <w:t>建立時間</w:t>
@@ -3845,9 +3553,6 @@
           <w:p>
             <w:pPr>
               <w:spacing w:after="240"/>
-              <w:rPr>
-                <w:rFonts w:hint="eastAsia"/>
-              </w:rPr>
             </w:pPr>
             <w:r>
               <w:t>縣市</w:t>
@@ -3966,9 +3671,6 @@
           <w:p>
             <w:pPr>
               <w:spacing w:after="240"/>
-              <w:rPr>
-                <w:rFonts w:hint="eastAsia"/>
-              </w:rPr>
             </w:pPr>
             <w:r>
               <w:rPr>
@@ -4348,11 +4050,6 @@
             <w:hideMark/>
           </w:tcPr>
           <w:p>
-            <w:pPr>
-              <w:rPr>
-                <w:rFonts w:hint="eastAsia"/>
-              </w:rPr>
-            </w:pPr>
             <w:r>
               <w:t>詳細介紹內容</w:t>
             </w:r>
@@ -4379,11 +4076,6 @@
             <w:vAlign w:val="center"/>
           </w:tcPr>
           <w:p>
-            <w:pPr>
-              <w:rPr>
-                <w:rFonts w:hint="eastAsia"/>
-              </w:rPr>
-            </w:pPr>
             <w:r>
               <w:rPr>
                 <w:rFonts w:hint="eastAsia"/>
@@ -4467,11 +4159,6 @@
             <w:vAlign w:val="center"/>
           </w:tcPr>
           <w:p>
-            <w:pPr>
-              <w:rPr>
-                <w:rFonts w:hint="eastAsia"/>
-              </w:rPr>
-            </w:pPr>
             <w:r>
               <w:rPr>
                 <w:rFonts w:hint="eastAsia"/>
@@ -5033,9 +4720,6 @@
           <w:p>
             <w:pPr>
               <w:spacing w:after="240"/>
-              <w:rPr>
-                <w:rFonts w:hint="eastAsia"/>
-              </w:rPr>
             </w:pPr>
             <w:r>
               <w:rPr>
@@ -5170,18 +4854,33 @@
           <w:p>
             <w:pPr>
               <w:spacing w:after="240"/>
+            </w:pPr>
+            <w:r>
+              <w:t>圖片</w:t>
+            </w:r>
+            <w:r>
               <w:rPr>
                 <w:rFonts w:hint="eastAsia"/>
               </w:rPr>
-            </w:pPr>
-            <w:r>
-              <w:t>圖片</w:t>
+              <w:t>名稱。</w:t>
+            </w:r>
+            <w:r>
+              <w:br/>
             </w:r>
             <w:r>
               <w:rPr>
                 <w:rFonts w:hint="eastAsia"/>
               </w:rPr>
-              <w:t>名稱。</w:t>
+              <w:t>圖片儲存路徑：</w:t>
+            </w:r>
+            <w:r>
+              <w:rPr>
+                <w:rFonts w:hint="eastAsia"/>
+              </w:rPr>
+              <w:t>p</w:t>
+            </w:r>
+            <w:r>
+              <w:t>ublic/images/views</w:t>
             </w:r>
             <w:r>
               <w:br/>
@@ -5190,7 +4889,7 @@
               <w:rPr>
                 <w:rFonts w:hint="eastAsia"/>
               </w:rPr>
-              <w:t>圖片儲存路徑：</w:t>
+              <w:t>縮圖路徑：</w:t>
             </w:r>
             <w:r>
               <w:rPr>
@@ -5199,28 +4898,7 @@
               <w:t>p</w:t>
             </w:r>
             <w:r>
-              <w:t>ublic/images/views</w:t>
-            </w:r>
-            <w:r>
-              <w:br/>
-            </w:r>
-            <w:r>
-              <w:rPr>
-                <w:rFonts w:hint="eastAsia"/>
-              </w:rPr>
-              <w:t>縮圖路徑：</w:t>
-            </w:r>
-            <w:r>
-              <w:rPr>
-                <w:rFonts w:hint="eastAsia"/>
-              </w:rPr>
-              <w:t>p</w:t>
-            </w:r>
-            <w:r>
-              <w:t>ublic/images/views</w:t>
-            </w:r>
-            <w:r>
-              <w:t>/S</w:t>
+              <w:t>ublic/images/views/S</w:t>
             </w:r>
           </w:p>
         </w:tc>
@@ -5304,9 +4982,6 @@
           <w:p>
             <w:pPr>
               <w:spacing w:after="240"/>
-              <w:rPr>
-                <w:rFonts w:hint="eastAsia"/>
-              </w:rPr>
             </w:pPr>
             <w:r>
               <w:t>建立時間</w:t>
@@ -5530,69 +5205,301 @@
               <w:pStyle w:val="Web"/>
               <w:spacing w:before="0" w:beforeAutospacing="0" w:after="0" w:afterAutospacing="0"/>
               <w:rPr>
+                <w:rFonts w:ascii="Segoe UI" w:hAnsi="Segoe UI" w:cs="Segoe UI"/>
+                <w:color w:val="1F2328"/>
+              </w:rPr>
+            </w:pPr>
+            <w:r>
+              <w:rPr>
+                <w:rFonts w:ascii="Segoe UI" w:hAnsi="Segoe UI" w:cs="Segoe UI"/>
+                <w:color w:val="1F2328"/>
+              </w:rPr>
+              <w:t>Primary key</w:t>
+            </w:r>
+          </w:p>
+        </w:tc>
+        <w:tc>
+          <w:tcPr>
+            <w:tcW w:w="3318" w:type="dxa"/>
+            <w:gridSpan w:val="2"/>
+          </w:tcPr>
+          <w:p>
+            <w:pPr>
+              <w:pStyle w:val="Web"/>
+              <w:spacing w:before="0" w:beforeAutospacing="0" w:after="0" w:afterAutospacing="0"/>
+              <w:rPr>
+                <w:rFonts w:ascii="Segoe UI" w:hAnsi="Segoe UI" w:cs="Segoe UI"/>
+                <w:color w:val="1F2328"/>
+              </w:rPr>
+            </w:pPr>
+            <w:r>
+              <w:rPr>
                 <w:rFonts w:ascii="Segoe UI" w:hAnsi="Segoe UI" w:cs="Segoe UI" w:hint="eastAsia"/>
                 <w:color w:val="1F2328"/>
               </w:rPr>
-            </w:pPr>
+              <w:t>F</w:t>
+            </w:r>
             <w:r>
               <w:rPr>
                 <w:rFonts w:ascii="Segoe UI" w:hAnsi="Segoe UI" w:cs="Segoe UI"/>
                 <w:color w:val="1F2328"/>
               </w:rPr>
-              <w:t>Primary key</w:t>
-            </w:r>
-          </w:p>
-        </w:tc>
-        <w:tc>
-          <w:tcPr>
-            <w:tcW w:w="3318" w:type="dxa"/>
-            <w:gridSpan w:val="2"/>
+              <w:t>oreign key</w:t>
+            </w:r>
+          </w:p>
+        </w:tc>
+        <w:tc>
+          <w:tcPr>
+            <w:tcW w:w="1660" w:type="dxa"/>
+            <w:vMerge w:val="restart"/>
+          </w:tcPr>
+          <w:p>
+            <w:pPr>
+              <w:pStyle w:val="Web"/>
+              <w:spacing w:before="0" w:after="0"/>
+              <w:rPr>
+                <w:rFonts w:ascii="Segoe UI" w:hAnsi="Segoe UI" w:cs="Segoe UI"/>
+                <w:color w:val="1F2328"/>
+              </w:rPr>
+            </w:pPr>
+            <w:r>
+              <w:rPr>
+                <w:rFonts w:ascii="Segoe UI" w:hAnsi="Segoe UI" w:cs="Segoe UI" w:hint="eastAsia"/>
+                <w:color w:val="1F2328"/>
+              </w:rPr>
+              <w:t>說明</w:t>
+            </w:r>
+          </w:p>
+        </w:tc>
+      </w:tr>
+      <w:tr>
+        <w:tc>
+          <w:tcPr>
+            <w:tcW w:w="1659" w:type="dxa"/>
           </w:tcPr>
           <w:p>
             <w:pPr>
               <w:pStyle w:val="Web"/>
               <w:spacing w:before="0" w:beforeAutospacing="0" w:after="0" w:afterAutospacing="0"/>
               <w:rPr>
+                <w:rFonts w:ascii="Segoe UI" w:hAnsi="Segoe UI" w:cs="Segoe UI"/>
+                <w:color w:val="1F2328"/>
+              </w:rPr>
+            </w:pPr>
+            <w:r>
+              <w:rPr>
+                <w:rFonts w:ascii="Segoe UI" w:hAnsi="Segoe UI" w:cs="Segoe UI"/>
+                <w:color w:val="1F2328"/>
+              </w:rPr>
+              <w:t>資料表</w:t>
+            </w:r>
+          </w:p>
+        </w:tc>
+        <w:tc>
+          <w:tcPr>
+            <w:tcW w:w="1659" w:type="dxa"/>
+          </w:tcPr>
+          <w:p>
+            <w:pPr>
+              <w:pStyle w:val="Web"/>
+              <w:spacing w:before="0" w:beforeAutospacing="0" w:after="0" w:afterAutospacing="0"/>
+              <w:rPr>
+                <w:rFonts w:ascii="Segoe UI" w:hAnsi="Segoe UI" w:cs="Segoe UI"/>
+                <w:color w:val="1F2328"/>
+              </w:rPr>
+            </w:pPr>
+            <w:r>
+              <w:rPr>
                 <w:rFonts w:ascii="Segoe UI" w:hAnsi="Segoe UI" w:cs="Segoe UI" w:hint="eastAsia"/>
                 <w:color w:val="1F2328"/>
               </w:rPr>
+              <w:t>欄位</w:t>
+            </w:r>
+          </w:p>
+        </w:tc>
+        <w:tc>
+          <w:tcPr>
+            <w:tcW w:w="1659" w:type="dxa"/>
+          </w:tcPr>
+          <w:p>
+            <w:pPr>
+              <w:pStyle w:val="Web"/>
+              <w:spacing w:before="0" w:beforeAutospacing="0" w:after="0" w:afterAutospacing="0"/>
+              <w:rPr>
+                <w:rFonts w:ascii="Segoe UI" w:hAnsi="Segoe UI" w:cs="Segoe UI"/>
+                <w:color w:val="1F2328"/>
+              </w:rPr>
             </w:pPr>
             <w:r>
               <w:rPr>
                 <w:rFonts w:ascii="Segoe UI" w:hAnsi="Segoe UI" w:cs="Segoe UI" w:hint="eastAsia"/>
                 <w:color w:val="1F2328"/>
               </w:rPr>
-              <w:t>F</w:t>
-            </w:r>
-            <w:r>
+              <w:t>資料表</w:t>
+            </w:r>
+          </w:p>
+        </w:tc>
+        <w:tc>
+          <w:tcPr>
+            <w:tcW w:w="1659" w:type="dxa"/>
+          </w:tcPr>
+          <w:p>
+            <w:pPr>
+              <w:pStyle w:val="Web"/>
+              <w:spacing w:before="0" w:beforeAutospacing="0" w:after="0" w:afterAutospacing="0"/>
               <w:rPr>
                 <w:rFonts w:ascii="Segoe UI" w:hAnsi="Segoe UI" w:cs="Segoe UI"/>
                 <w:color w:val="1F2328"/>
               </w:rPr>
-              <w:t>oreign key</w:t>
-            </w:r>
-          </w:p>
-        </w:tc>
-        <w:tc>
-          <w:tcPr>
-            <w:tcW w:w="1660" w:type="dxa"/>
-            <w:vMerge w:val="restart"/>
-          </w:tcPr>
-          <w:p>
-            <w:pPr>
-              <w:pStyle w:val="Web"/>
-              <w:spacing w:before="0" w:after="0"/>
+            </w:pPr>
+            <w:r>
               <w:rPr>
                 <w:rFonts w:ascii="Segoe UI" w:hAnsi="Segoe UI" w:cs="Segoe UI" w:hint="eastAsia"/>
                 <w:color w:val="1F2328"/>
               </w:rPr>
+              <w:t>欄位</w:t>
+            </w:r>
+          </w:p>
+        </w:tc>
+        <w:tc>
+          <w:tcPr>
+            <w:tcW w:w="1660" w:type="dxa"/>
+            <w:vMerge/>
+          </w:tcPr>
+          <w:p>
+            <w:pPr>
+              <w:pStyle w:val="Web"/>
+              <w:spacing w:before="0" w:beforeAutospacing="0" w:after="0" w:afterAutospacing="0"/>
+              <w:rPr>
+                <w:rFonts w:ascii="Segoe UI" w:hAnsi="Segoe UI" w:cs="Segoe UI"/>
+                <w:color w:val="1F2328"/>
+              </w:rPr>
+            </w:pPr>
+          </w:p>
+        </w:tc>
+      </w:tr>
+      <w:tr>
+        <w:tc>
+          <w:tcPr>
+            <w:tcW w:w="1659" w:type="dxa"/>
+          </w:tcPr>
+          <w:p>
+            <w:pPr>
+              <w:pStyle w:val="Web"/>
+              <w:spacing w:before="0" w:beforeAutospacing="0" w:after="0" w:afterAutospacing="0"/>
+              <w:rPr>
+                <w:rFonts w:ascii="Segoe UI" w:hAnsi="Segoe UI" w:cs="Segoe UI"/>
+                <w:color w:val="1F2328"/>
+              </w:rPr>
             </w:pPr>
             <w:r>
               <w:rPr>
                 <w:rFonts w:ascii="Segoe UI" w:hAnsi="Segoe UI" w:cs="Segoe UI" w:hint="eastAsia"/>
                 <w:color w:val="1F2328"/>
               </w:rPr>
-              <w:t>說明</w:t>
+              <w:t>v</w:t>
+            </w:r>
+            <w:r>
+              <w:rPr>
+                <w:rFonts w:ascii="Segoe UI" w:hAnsi="Segoe UI" w:cs="Segoe UI"/>
+                <w:color w:val="1F2328"/>
+              </w:rPr>
+              <w:t>iewstype</w:t>
+            </w:r>
+          </w:p>
+        </w:tc>
+        <w:tc>
+          <w:tcPr>
+            <w:tcW w:w="1659" w:type="dxa"/>
+          </w:tcPr>
+          <w:p>
+            <w:pPr>
+              <w:pStyle w:val="Web"/>
+              <w:spacing w:before="0" w:beforeAutospacing="0" w:after="0" w:afterAutospacing="0"/>
+              <w:rPr>
+                <w:rFonts w:ascii="Segoe UI" w:hAnsi="Segoe UI" w:cs="Segoe UI"/>
+                <w:color w:val="1F2328"/>
+              </w:rPr>
+            </w:pPr>
+            <w:r>
+              <w:rPr>
+                <w:rFonts w:ascii="Segoe UI" w:hAnsi="Segoe UI" w:cs="Segoe UI"/>
+                <w:color w:val="1F2328"/>
+              </w:rPr>
+              <w:t>id</w:t>
+            </w:r>
+          </w:p>
+        </w:tc>
+        <w:tc>
+          <w:tcPr>
+            <w:tcW w:w="1659" w:type="dxa"/>
+          </w:tcPr>
+          <w:p>
+            <w:pPr>
+              <w:pStyle w:val="Web"/>
+              <w:spacing w:before="0" w:beforeAutospacing="0" w:after="0" w:afterAutospacing="0"/>
+              <w:rPr>
+                <w:rFonts w:ascii="Segoe UI" w:hAnsi="Segoe UI" w:cs="Segoe UI"/>
+                <w:color w:val="1F2328"/>
+              </w:rPr>
+            </w:pPr>
+            <w:r>
+              <w:rPr>
+                <w:rFonts w:ascii="Segoe UI" w:hAnsi="Segoe UI" w:cs="Segoe UI" w:hint="eastAsia"/>
+                <w:color w:val="1F2328"/>
+              </w:rPr>
+              <w:t>v</w:t>
+            </w:r>
+            <w:r>
+              <w:rPr>
+                <w:rFonts w:ascii="Segoe UI" w:hAnsi="Segoe UI" w:cs="Segoe UI"/>
+                <w:color w:val="1F2328"/>
+              </w:rPr>
+              <w:t>iews</w:t>
+            </w:r>
+          </w:p>
+        </w:tc>
+        <w:tc>
+          <w:tcPr>
+            <w:tcW w:w="1659" w:type="dxa"/>
+          </w:tcPr>
+          <w:p>
+            <w:pPr>
+              <w:pStyle w:val="Web"/>
+              <w:spacing w:before="0" w:beforeAutospacing="0" w:after="0" w:afterAutospacing="0"/>
+              <w:rPr>
+                <w:rFonts w:ascii="Segoe UI" w:hAnsi="Segoe UI" w:cs="Segoe UI"/>
+                <w:color w:val="1F2328"/>
+              </w:rPr>
+            </w:pPr>
+            <w:r>
+              <w:rPr>
+                <w:rFonts w:ascii="Segoe UI" w:hAnsi="Segoe UI" w:cs="Segoe UI"/>
+                <w:color w:val="1F2328"/>
+              </w:rPr>
+              <w:t>typeId</w:t>
+            </w:r>
+          </w:p>
+        </w:tc>
+        <w:tc>
+          <w:tcPr>
+            <w:tcW w:w="1660" w:type="dxa"/>
+          </w:tcPr>
+          <w:p>
+            <w:pPr>
+              <w:pStyle w:val="Web"/>
+              <w:spacing w:before="0" w:beforeAutospacing="0" w:after="0" w:afterAutospacing="0"/>
+              <w:rPr>
+                <w:rFonts w:ascii="Segoe UI" w:hAnsi="Segoe UI" w:cs="Segoe UI"/>
+                <w:color w:val="1F2328"/>
+              </w:rPr>
+            </w:pPr>
+            <w:r>
+              <w:rPr>
+                <w:rFonts w:ascii="Segoe UI" w:hAnsi="Segoe UI" w:cs="Segoe UI"/>
+                <w:color w:val="1F2328"/>
+              </w:rPr>
+              <w:t>一對一</w:t>
             </w:r>
           </w:p>
         </w:tc>
@@ -5607,16 +5514,23 @@
               <w:pStyle w:val="Web"/>
               <w:spacing w:before="0" w:beforeAutospacing="0" w:after="0" w:afterAutospacing="0"/>
               <w:rPr>
+                <w:rFonts w:ascii="Segoe UI" w:hAnsi="Segoe UI" w:cs="Segoe UI"/>
+                <w:color w:val="1F2328"/>
+              </w:rPr>
+            </w:pPr>
+            <w:r>
+              <w:rPr>
                 <w:rFonts w:ascii="Segoe UI" w:hAnsi="Segoe UI" w:cs="Segoe UI" w:hint="eastAsia"/>
                 <w:color w:val="1F2328"/>
               </w:rPr>
-            </w:pPr>
+              <w:t>v</w:t>
+            </w:r>
             <w:r>
               <w:rPr>
                 <w:rFonts w:ascii="Segoe UI" w:hAnsi="Segoe UI" w:cs="Segoe UI"/>
                 <w:color w:val="1F2328"/>
               </w:rPr>
-              <w:t>資料表</w:t>
+              <w:t>iews</w:t>
             </w:r>
           </w:p>
         </w:tc>
@@ -5629,352 +5543,97 @@
               <w:pStyle w:val="Web"/>
               <w:spacing w:before="0" w:beforeAutospacing="0" w:after="0" w:afterAutospacing="0"/>
               <w:rPr>
+                <w:rFonts w:ascii="Segoe UI" w:hAnsi="Segoe UI" w:cs="Segoe UI"/>
+                <w:color w:val="1F2328"/>
+              </w:rPr>
+            </w:pPr>
+            <w:r>
+              <w:rPr>
                 <w:rFonts w:ascii="Segoe UI" w:hAnsi="Segoe UI" w:cs="Segoe UI" w:hint="eastAsia"/>
                 <w:color w:val="1F2328"/>
               </w:rPr>
+              <w:t>i</w:t>
+            </w:r>
+            <w:r>
+              <w:rPr>
+                <w:rFonts w:ascii="Segoe UI" w:hAnsi="Segoe UI" w:cs="Segoe UI"/>
+                <w:color w:val="1F2328"/>
+              </w:rPr>
+              <w:t>d</w:t>
+            </w:r>
+          </w:p>
+        </w:tc>
+        <w:tc>
+          <w:tcPr>
+            <w:tcW w:w="1659" w:type="dxa"/>
+          </w:tcPr>
+          <w:p>
+            <w:pPr>
+              <w:pStyle w:val="Web"/>
+              <w:spacing w:before="0" w:beforeAutospacing="0" w:after="0" w:afterAutospacing="0"/>
+              <w:rPr>
+                <w:rFonts w:ascii="Segoe UI" w:hAnsi="Segoe UI" w:cs="Segoe UI"/>
+                <w:color w:val="1F2328"/>
+              </w:rPr>
+            </w:pPr>
+            <w:r>
+              <w:rPr>
+                <w:rFonts w:ascii="Segoe UI" w:hAnsi="Segoe UI" w:cs="Segoe UI"/>
+                <w:color w:val="1F2328"/>
+              </w:rPr>
+              <w:t>imgs</w:t>
+            </w:r>
+          </w:p>
+        </w:tc>
+        <w:tc>
+          <w:tcPr>
+            <w:tcW w:w="1659" w:type="dxa"/>
+          </w:tcPr>
+          <w:p>
+            <w:pPr>
+              <w:pStyle w:val="Web"/>
+              <w:spacing w:before="0" w:beforeAutospacing="0" w:after="0" w:afterAutospacing="0"/>
+              <w:rPr>
+                <w:rFonts w:ascii="Segoe UI" w:hAnsi="Segoe UI" w:cs="Segoe UI"/>
+                <w:color w:val="1F2328"/>
+              </w:rPr>
             </w:pPr>
             <w:r>
               <w:rPr>
                 <w:rFonts w:ascii="Segoe UI" w:hAnsi="Segoe UI" w:cs="Segoe UI" w:hint="eastAsia"/>
                 <w:color w:val="1F2328"/>
               </w:rPr>
-              <w:t>欄位</w:t>
-            </w:r>
-          </w:p>
-        </w:tc>
-        <w:tc>
-          <w:tcPr>
-            <w:tcW w:w="1659" w:type="dxa"/>
+              <w:t>v</w:t>
+            </w:r>
+            <w:r>
+              <w:rPr>
+                <w:rFonts w:ascii="Segoe UI" w:hAnsi="Segoe UI" w:cs="Segoe UI"/>
+                <w:color w:val="1F2328"/>
+              </w:rPr>
+              <w:t>iewsId</w:t>
+            </w:r>
+          </w:p>
+        </w:tc>
+        <w:tc>
+          <w:tcPr>
+            <w:tcW w:w="1660" w:type="dxa"/>
           </w:tcPr>
           <w:p>
             <w:pPr>
               <w:pStyle w:val="Web"/>
               <w:spacing w:before="0" w:beforeAutospacing="0" w:after="0" w:afterAutospacing="0"/>
               <w:rPr>
+                <w:rFonts w:ascii="Segoe UI" w:hAnsi="Segoe UI" w:cs="Segoe UI"/>
+                <w:color w:val="1F2328"/>
+              </w:rPr>
+            </w:pPr>
+            <w:r>
+              <w:rPr>
                 <w:rFonts w:ascii="Segoe UI" w:hAnsi="Segoe UI" w:cs="Segoe UI" w:hint="eastAsia"/>
                 <w:color w:val="1F2328"/>
               </w:rPr>
-            </w:pPr>
-            <w:r>
-              <w:rPr>
-                <w:rFonts w:ascii="Segoe UI" w:hAnsi="Segoe UI" w:cs="Segoe UI" w:hint="eastAsia"/>
-                <w:color w:val="1F2328"/>
-              </w:rPr>
-              <w:t>資料表</w:t>
-            </w:r>
-          </w:p>
-        </w:tc>
-        <w:tc>
-          <w:tcPr>
-            <w:tcW w:w="1659" w:type="dxa"/>
-          </w:tcPr>
-          <w:p>
-            <w:pPr>
-              <w:pStyle w:val="Web"/>
-              <w:spacing w:before="0" w:beforeAutospacing="0" w:after="0" w:afterAutospacing="0"/>
-              <w:rPr>
-                <w:rFonts w:ascii="Segoe UI" w:hAnsi="Segoe UI" w:cs="Segoe UI" w:hint="eastAsia"/>
-                <w:color w:val="1F2328"/>
-              </w:rPr>
-            </w:pPr>
-            <w:r>
-              <w:rPr>
-                <w:rFonts w:ascii="Segoe UI" w:hAnsi="Segoe UI" w:cs="Segoe UI" w:hint="eastAsia"/>
-                <w:color w:val="1F2328"/>
-              </w:rPr>
-              <w:t>欄位</w:t>
-            </w:r>
-          </w:p>
-        </w:tc>
-        <w:tc>
-          <w:tcPr>
-            <w:tcW w:w="1660" w:type="dxa"/>
-            <w:vMerge/>
-          </w:tcPr>
-          <w:p>
-            <w:pPr>
-              <w:pStyle w:val="Web"/>
-              <w:spacing w:before="0" w:beforeAutospacing="0" w:after="0" w:afterAutospacing="0"/>
-              <w:rPr>
-                <w:rFonts w:ascii="Segoe UI" w:hAnsi="Segoe UI" w:cs="Segoe UI" w:hint="eastAsia"/>
-                <w:color w:val="1F2328"/>
-              </w:rPr>
-            </w:pPr>
-          </w:p>
-        </w:tc>
-      </w:tr>
-      <w:tr>
-        <w:tc>
-          <w:tcPr>
-            <w:tcW w:w="1659" w:type="dxa"/>
-          </w:tcPr>
-          <w:p>
-            <w:pPr>
-              <w:pStyle w:val="Web"/>
-              <w:spacing w:before="0" w:beforeAutospacing="0" w:after="0" w:afterAutospacing="0"/>
-              <w:rPr>
-                <w:rFonts w:ascii="Segoe UI" w:hAnsi="Segoe UI" w:cs="Segoe UI" w:hint="eastAsia"/>
-                <w:color w:val="1F2328"/>
-              </w:rPr>
-            </w:pPr>
-            <w:r>
-              <w:rPr>
-                <w:rFonts w:ascii="Segoe UI" w:hAnsi="Segoe UI" w:cs="Segoe UI" w:hint="eastAsia"/>
-                <w:color w:val="1F2328"/>
-              </w:rPr>
-              <w:t>v</w:t>
-            </w:r>
-            <w:r>
-              <w:rPr>
-                <w:rFonts w:ascii="Segoe UI" w:hAnsi="Segoe UI" w:cs="Segoe UI"/>
-                <w:color w:val="1F2328"/>
-              </w:rPr>
-              <w:t>iewstype</w:t>
-            </w:r>
-          </w:p>
-        </w:tc>
-        <w:tc>
-          <w:tcPr>
-            <w:tcW w:w="1659" w:type="dxa"/>
-          </w:tcPr>
-          <w:p>
-            <w:pPr>
-              <w:pStyle w:val="Web"/>
-              <w:spacing w:before="0" w:beforeAutospacing="0" w:after="0" w:afterAutospacing="0"/>
-              <w:rPr>
-                <w:rFonts w:ascii="Segoe UI" w:hAnsi="Segoe UI" w:cs="Segoe UI" w:hint="eastAsia"/>
-                <w:color w:val="1F2328"/>
-              </w:rPr>
-            </w:pPr>
-            <w:r>
-              <w:rPr>
-                <w:rFonts w:ascii="Segoe UI" w:hAnsi="Segoe UI" w:cs="Segoe UI"/>
-                <w:color w:val="1F2328"/>
-              </w:rPr>
-              <w:t>id</w:t>
-            </w:r>
-          </w:p>
-        </w:tc>
-        <w:tc>
-          <w:tcPr>
-            <w:tcW w:w="1659" w:type="dxa"/>
-          </w:tcPr>
-          <w:p>
-            <w:pPr>
-              <w:pStyle w:val="Web"/>
-              <w:spacing w:before="0" w:beforeAutospacing="0" w:after="0" w:afterAutospacing="0"/>
-              <w:rPr>
-                <w:rFonts w:ascii="Segoe UI" w:hAnsi="Segoe UI" w:cs="Segoe UI" w:hint="eastAsia"/>
-                <w:color w:val="1F2328"/>
-              </w:rPr>
-            </w:pPr>
-            <w:r>
-              <w:rPr>
-                <w:rFonts w:ascii="Segoe UI" w:hAnsi="Segoe UI" w:cs="Segoe UI" w:hint="eastAsia"/>
-                <w:color w:val="1F2328"/>
-              </w:rPr>
-              <w:t>v</w:t>
-            </w:r>
-            <w:r>
-              <w:rPr>
-                <w:rFonts w:ascii="Segoe UI" w:hAnsi="Segoe UI" w:cs="Segoe UI"/>
-                <w:color w:val="1F2328"/>
-              </w:rPr>
-              <w:t>iews</w:t>
-            </w:r>
-          </w:p>
-        </w:tc>
-        <w:tc>
-          <w:tcPr>
-            <w:tcW w:w="1659" w:type="dxa"/>
-          </w:tcPr>
-          <w:p>
-            <w:pPr>
-              <w:pStyle w:val="Web"/>
-              <w:spacing w:before="0" w:beforeAutospacing="0" w:after="0" w:afterAutospacing="0"/>
-              <w:rPr>
-                <w:rFonts w:ascii="Segoe UI" w:hAnsi="Segoe UI" w:cs="Segoe UI" w:hint="eastAsia"/>
-                <w:color w:val="1F2328"/>
-              </w:rPr>
-            </w:pPr>
-            <w:r>
-              <w:rPr>
-                <w:rFonts w:ascii="Segoe UI" w:hAnsi="Segoe UI" w:cs="Segoe UI"/>
-                <w:color w:val="1F2328"/>
-              </w:rPr>
-              <w:t>type</w:t>
-            </w:r>
-            <w:r>
-              <w:rPr>
-                <w:rFonts w:ascii="Segoe UI" w:hAnsi="Segoe UI" w:cs="Segoe UI"/>
-                <w:color w:val="1F2328"/>
-              </w:rPr>
-              <w:t>I</w:t>
-            </w:r>
-            <w:r>
-              <w:rPr>
-                <w:rFonts w:ascii="Segoe UI" w:hAnsi="Segoe UI" w:cs="Segoe UI"/>
-                <w:color w:val="1F2328"/>
-              </w:rPr>
-              <w:t>d</w:t>
-            </w:r>
-          </w:p>
-        </w:tc>
-        <w:tc>
-          <w:tcPr>
-            <w:tcW w:w="1660" w:type="dxa"/>
-          </w:tcPr>
-          <w:p>
-            <w:pPr>
-              <w:pStyle w:val="Web"/>
-              <w:spacing w:before="0" w:beforeAutospacing="0" w:after="0" w:afterAutospacing="0"/>
-              <w:rPr>
-                <w:rFonts w:ascii="Segoe UI" w:hAnsi="Segoe UI" w:cs="Segoe UI" w:hint="eastAsia"/>
-                <w:color w:val="1F2328"/>
-              </w:rPr>
-            </w:pPr>
-            <w:r>
-              <w:rPr>
-                <w:rFonts w:ascii="Segoe UI" w:hAnsi="Segoe UI" w:cs="Segoe UI"/>
-                <w:color w:val="1F2328"/>
-              </w:rPr>
-              <w:t>一對一</w:t>
-            </w:r>
-          </w:p>
-        </w:tc>
-      </w:tr>
-      <w:tr>
-        <w:tc>
-          <w:tcPr>
-            <w:tcW w:w="1659" w:type="dxa"/>
-          </w:tcPr>
-          <w:p>
-            <w:pPr>
-              <w:pStyle w:val="Web"/>
-              <w:spacing w:before="0" w:beforeAutospacing="0" w:after="0" w:afterAutospacing="0"/>
-              <w:rPr>
-                <w:rFonts w:ascii="Segoe UI" w:hAnsi="Segoe UI" w:cs="Segoe UI" w:hint="eastAsia"/>
-                <w:color w:val="1F2328"/>
-              </w:rPr>
-            </w:pPr>
-            <w:r>
-              <w:rPr>
-                <w:rFonts w:ascii="Segoe UI" w:hAnsi="Segoe UI" w:cs="Segoe UI" w:hint="eastAsia"/>
-                <w:color w:val="1F2328"/>
-              </w:rPr>
-              <w:t>v</w:t>
-            </w:r>
-            <w:r>
-              <w:rPr>
-                <w:rFonts w:ascii="Segoe UI" w:hAnsi="Segoe UI" w:cs="Segoe UI"/>
-                <w:color w:val="1F2328"/>
-              </w:rPr>
-              <w:t>iews</w:t>
-            </w:r>
-          </w:p>
-        </w:tc>
-        <w:tc>
-          <w:tcPr>
-            <w:tcW w:w="1659" w:type="dxa"/>
-          </w:tcPr>
-          <w:p>
-            <w:pPr>
-              <w:pStyle w:val="Web"/>
-              <w:spacing w:before="0" w:beforeAutospacing="0" w:after="0" w:afterAutospacing="0"/>
-              <w:rPr>
-                <w:rFonts w:ascii="Segoe UI" w:hAnsi="Segoe UI" w:cs="Segoe UI" w:hint="eastAsia"/>
-                <w:color w:val="1F2328"/>
-              </w:rPr>
-            </w:pPr>
-            <w:r>
-              <w:rPr>
-                <w:rFonts w:ascii="Segoe UI" w:hAnsi="Segoe UI" w:cs="Segoe UI" w:hint="eastAsia"/>
-                <w:color w:val="1F2328"/>
-              </w:rPr>
-              <w:t>i</w:t>
-            </w:r>
-            <w:r>
-              <w:rPr>
-                <w:rFonts w:ascii="Segoe UI" w:hAnsi="Segoe UI" w:cs="Segoe UI"/>
-                <w:color w:val="1F2328"/>
-              </w:rPr>
-              <w:t>d</w:t>
-            </w:r>
-          </w:p>
-        </w:tc>
-        <w:tc>
-          <w:tcPr>
-            <w:tcW w:w="1659" w:type="dxa"/>
-          </w:tcPr>
-          <w:p>
-            <w:pPr>
-              <w:pStyle w:val="Web"/>
-              <w:spacing w:before="0" w:beforeAutospacing="0" w:after="0" w:afterAutospacing="0"/>
-              <w:rPr>
-                <w:rFonts w:ascii="Segoe UI" w:hAnsi="Segoe UI" w:cs="Segoe UI" w:hint="eastAsia"/>
-                <w:color w:val="1F2328"/>
-              </w:rPr>
-            </w:pPr>
-            <w:r>
-              <w:rPr>
-                <w:rFonts w:ascii="Segoe UI" w:hAnsi="Segoe UI" w:cs="Segoe UI"/>
-                <w:color w:val="1F2328"/>
-              </w:rPr>
-              <w:t>imgs</w:t>
-            </w:r>
-          </w:p>
-        </w:tc>
-        <w:tc>
-          <w:tcPr>
-            <w:tcW w:w="1659" w:type="dxa"/>
-          </w:tcPr>
-          <w:p>
-            <w:pPr>
-              <w:pStyle w:val="Web"/>
-              <w:spacing w:before="0" w:beforeAutospacing="0" w:after="0" w:afterAutospacing="0"/>
-              <w:rPr>
-                <w:rFonts w:ascii="Segoe UI" w:hAnsi="Segoe UI" w:cs="Segoe UI" w:hint="eastAsia"/>
-                <w:color w:val="1F2328"/>
-              </w:rPr>
-            </w:pPr>
-            <w:r>
-              <w:rPr>
-                <w:rFonts w:ascii="Segoe UI" w:hAnsi="Segoe UI" w:cs="Segoe UI" w:hint="eastAsia"/>
-                <w:color w:val="1F2328"/>
-              </w:rPr>
-              <w:t>v</w:t>
-            </w:r>
-            <w:r>
-              <w:rPr>
-                <w:rFonts w:ascii="Segoe UI" w:hAnsi="Segoe UI" w:cs="Segoe UI"/>
-                <w:color w:val="1F2328"/>
-              </w:rPr>
-              <w:t>iewsId</w:t>
-            </w:r>
-          </w:p>
-        </w:tc>
-        <w:tc>
-          <w:tcPr>
-            <w:tcW w:w="1660" w:type="dxa"/>
-          </w:tcPr>
-          <w:p>
-            <w:pPr>
-              <w:pStyle w:val="Web"/>
-              <w:spacing w:before="0" w:beforeAutospacing="0" w:after="0" w:afterAutospacing="0"/>
-              <w:rPr>
-                <w:rFonts w:ascii="Segoe UI" w:hAnsi="Segoe UI" w:cs="Segoe UI" w:hint="eastAsia"/>
-                <w:color w:val="1F2328"/>
-              </w:rPr>
-            </w:pPr>
-            <w:r>
-              <w:rPr>
-                <w:rFonts w:ascii="Segoe UI" w:hAnsi="Segoe UI" w:cs="Segoe UI" w:hint="eastAsia"/>
-                <w:color w:val="1F2328"/>
-              </w:rPr>
               <w:t>一對多</w:t>
             </w:r>
-            <w:bookmarkStart w:id="0" w:name="_GoBack"/>
-            <w:bookmarkEnd w:id="0"/>
           </w:p>
         </w:tc>
       </w:tr>
@@ -5985,7 +5644,7 @@
         <w:shd w:val="clear" w:color="auto" w:fill="FFFFFF"/>
         <w:spacing w:before="0" w:beforeAutospacing="0" w:after="0" w:afterAutospacing="0"/>
         <w:rPr>
-          <w:rFonts w:ascii="Segoe UI" w:hAnsi="Segoe UI" w:cs="Segoe UI" w:hint="eastAsia"/>
+          <w:rFonts w:ascii="Segoe UI" w:hAnsi="Segoe UI" w:cs="Segoe UI"/>
           <w:color w:val="1F2328"/>
         </w:rPr>
       </w:pPr>
@@ -9152,16 +8811,19 @@
     </w:p>
     <w:p>
       <w:pPr>
+        <w:pStyle w:val="a9"/>
         <w:widowControl/>
         <w:numPr>
           <w:ilvl w:val="0"/>
-          <w:numId w:val="1"/>
+          <w:numId w:val="5"/>
         </w:numPr>
         <w:shd w:val="clear" w:color="auto" w:fill="FFFFFF"/>
         <w:spacing w:before="100" w:beforeAutospacing="1" w:after="100" w:afterAutospacing="1"/>
+        <w:ind w:leftChars="0"/>
         <w:rPr>
           <w:rFonts w:ascii="Segoe UI" w:hAnsi="Segoe UI" w:cs="Segoe UI"/>
           <w:color w:val="1F2328"/>
+          <w:szCs w:val="24"/>
         </w:rPr>
       </w:pPr>
       <w:r>
@@ -9169,7 +8831,28 @@
           <w:rFonts w:ascii="Segoe UI" w:hAnsi="Segoe UI" w:cs="Segoe UI"/>
           <w:color w:val="1F2328"/>
         </w:rPr>
-        <w:t>建立虛擬環境</w:t>
+        <w:t>下載</w:t>
+      </w:r>
+      <w:r>
+        <w:rPr>
+          <w:rFonts w:ascii="Segoe UI" w:hAnsi="Segoe UI" w:cs="Segoe UI" w:hint="eastAsia"/>
+          <w:color w:val="1F2328"/>
+        </w:rPr>
+        <w:t>h</w:t>
+      </w:r>
+      <w:r>
+        <w:rPr>
+          <w:rFonts w:ascii="Segoe UI" w:hAnsi="Segoe UI" w:cs="Segoe UI"/>
+          <w:color w:val="1F2328"/>
+        </w:rPr>
+        <w:t>erd</w:t>
+      </w:r>
+      <w:r>
+        <w:rPr>
+          <w:rFonts w:ascii="Segoe UI" w:hAnsi="Segoe UI" w:cs="Segoe UI"/>
+          <w:color w:val="1F2328"/>
+        </w:rPr>
+        <w:t>並安裝</w:t>
       </w:r>
     </w:p>
     <w:p>
@@ -9177,39 +8860,268 @@
         <w:pStyle w:val="HTML0"/>
         <w:shd w:val="clear" w:color="auto" w:fill="F6F8FA"/>
         <w:rPr>
+          <w:rFonts w:ascii="Segoe UI" w:hAnsi="Segoe UI" w:cs="Segoe UI"/>
+          <w:color w:val="1F2328"/>
+        </w:rPr>
+      </w:pPr>
+      <w:r>
+        <w:rPr>
+          <w:rStyle w:val="HTML"/>
           <w:rFonts w:ascii="Consolas" w:hAnsi="Consolas"/>
           <w:color w:val="1F2328"/>
           <w:sz w:val="20"/>
           <w:szCs w:val="20"/>
-        </w:rPr>
-      </w:pPr>
-      <w:r>
-        <w:rPr>
+          <w:bdr w:val="none" w:sz="0" w:space="0" w:color="auto" w:frame="1"/>
+        </w:rPr>
+        <w:t>h</w:t>
+      </w:r>
+      <w:r>
+        <w:rPr>
+          <w:rStyle w:val="HTML"/>
           <w:rFonts w:ascii="Consolas" w:hAnsi="Consolas"/>
           <w:color w:val="1F2328"/>
           <w:sz w:val="20"/>
           <w:szCs w:val="20"/>
-        </w:rPr>
-        <w:t xml:space="preserve">python </w:t>
-      </w:r>
-      <w:r>
-        <w:rPr>
-          <w:rStyle w:val="pl-k"/>
-          <w:rFonts w:ascii="Consolas" w:hAnsi="Consolas"/>
-          <w:color w:val="CF222E"/>
+          <w:bdr w:val="none" w:sz="0" w:space="0" w:color="auto" w:frame="1"/>
+        </w:rPr>
+        <w:t>ttps://herd.laravel.com/</w:t>
+      </w:r>
+    </w:p>
+    <w:p>
+      <w:pPr>
+        <w:pStyle w:val="a9"/>
+        <w:widowControl/>
+        <w:numPr>
+          <w:ilvl w:val="0"/>
+          <w:numId w:val="5"/>
+        </w:numPr>
+        <w:shd w:val="clear" w:color="auto" w:fill="FFFFFF"/>
+        <w:spacing w:before="100" w:beforeAutospacing="1" w:after="100" w:afterAutospacing="1"/>
+        <w:ind w:leftChars="0"/>
+        <w:rPr>
+          <w:rFonts w:ascii="Segoe UI" w:hAnsi="Segoe UI" w:cs="Segoe UI"/>
+          <w:color w:val="1F2328"/>
+          <w:szCs w:val="24"/>
+        </w:rPr>
+      </w:pPr>
+      <w:r>
+        <w:rPr>
+          <w:rFonts w:ascii="Segoe UI" w:hAnsi="Segoe UI" w:cs="Segoe UI" w:hint="eastAsia"/>
+          <w:color w:val="1F2328"/>
+        </w:rPr>
+        <w:t>預設專案路徑</w:t>
+      </w:r>
+      <w:r>
+        <w:rPr>
+          <w:rFonts w:ascii="Segoe UI" w:hAnsi="Segoe UI" w:cs="Segoe UI"/>
+          <w:color w:val="1F2328"/>
+        </w:rPr>
+        <w:br/>
+      </w:r>
+      <w:r>
+        <w:rPr>
           <w:sz w:val="20"/>
           <w:szCs w:val="20"/>
         </w:rPr>
-        <w:t>-</w:t>
-      </w:r>
-      <w:r>
-        <w:rPr>
-          <w:rFonts w:ascii="Consolas" w:hAnsi="Consolas"/>
-          <w:color w:val="1F2328"/>
+        <w:t>將</w:t>
+      </w:r>
+      <w:r>
+        <w:rPr>
+          <w:rFonts w:hint="eastAsia"/>
           <w:sz w:val="20"/>
           <w:szCs w:val="20"/>
         </w:rPr>
-        <w:t>m venv .venv</w:t>
+        <w:t>t</w:t>
+      </w:r>
+      <w:r>
+        <w:rPr>
+          <w:sz w:val="20"/>
+          <w:szCs w:val="20"/>
+        </w:rPr>
+        <w:t>ravelguide</w:t>
+      </w:r>
+      <w:r>
+        <w:rPr>
+          <w:sz w:val="20"/>
+          <w:szCs w:val="20"/>
+        </w:rPr>
+        <w:t>專案資料夾放置在</w:t>
+      </w:r>
+      <w:r>
+        <w:rPr>
+          <w:rFonts w:hint="eastAsia"/>
+          <w:sz w:val="20"/>
+          <w:szCs w:val="20"/>
+        </w:rPr>
+        <w:t>h</w:t>
+      </w:r>
+      <w:r>
+        <w:rPr>
+          <w:sz w:val="20"/>
+          <w:szCs w:val="20"/>
+        </w:rPr>
+        <w:t>erd</w:t>
+      </w:r>
+      <w:r>
+        <w:rPr>
+          <w:sz w:val="20"/>
+          <w:szCs w:val="20"/>
+        </w:rPr>
+        <w:t>目錄下</w:t>
+      </w:r>
+      <w:r>
+        <w:rPr>
+          <w:sz w:val="20"/>
+          <w:szCs w:val="20"/>
+        </w:rPr>
+        <w:t>。</w:t>
+      </w:r>
+      <w:r>
+        <w:rPr>
+          <w:sz w:val="20"/>
+          <w:szCs w:val="20"/>
+        </w:rPr>
+        <w:br/>
+      </w:r>
+      <w:r>
+        <w:rPr>
+          <w:rFonts w:hint="eastAsia"/>
+          <w:sz w:val="20"/>
+          <w:szCs w:val="20"/>
+        </w:rPr>
+        <w:t>資料夾名稱將</w:t>
+      </w:r>
+      <w:r>
+        <w:rPr>
+          <w:sz w:val="20"/>
+          <w:szCs w:val="20"/>
+        </w:rPr>
+        <w:t>自動綁定為本地網址（例如建立</w:t>
+      </w:r>
+      <w:r>
+        <w:rPr>
+          <w:sz w:val="20"/>
+          <w:szCs w:val="20"/>
+        </w:rPr>
+        <w:t xml:space="preserve"> </w:t>
+      </w:r>
+      <w:r>
+        <w:rPr>
+          <w:rStyle w:val="HTML"/>
+          <w:sz w:val="20"/>
+          <w:szCs w:val="20"/>
+        </w:rPr>
+        <w:t>.</w:t>
+      </w:r>
+      <w:r>
+        <w:rPr>
+          <w:rStyle w:val="HTML"/>
+          <w:sz w:val="20"/>
+          <w:szCs w:val="20"/>
+        </w:rPr>
+        <w:t>/Herd/</w:t>
+      </w:r>
+      <w:r>
+        <w:rPr>
+          <w:rStyle w:val="HTML"/>
+          <w:rFonts w:hint="eastAsia"/>
+          <w:sz w:val="20"/>
+          <w:szCs w:val="20"/>
+        </w:rPr>
+        <w:t>t</w:t>
+      </w:r>
+      <w:r>
+        <w:rPr>
+          <w:rStyle w:val="HTML"/>
+          <w:sz w:val="20"/>
+          <w:szCs w:val="20"/>
+        </w:rPr>
+        <w:t>ravelguide</w:t>
+      </w:r>
+      <w:r>
+        <w:rPr>
+          <w:sz w:val="20"/>
+          <w:szCs w:val="20"/>
+        </w:rPr>
+        <w:t>，瀏覽器造訪</w:t>
+      </w:r>
+      <w:r>
+        <w:rPr>
+          <w:sz w:val="20"/>
+          <w:szCs w:val="20"/>
+        </w:rPr>
+        <w:t xml:space="preserve"> </w:t>
+      </w:r>
+      <w:r>
+        <w:rPr>
+          <w:rStyle w:val="HTML"/>
+          <w:sz w:val="20"/>
+          <w:szCs w:val="20"/>
+        </w:rPr>
+        <w:t>[http://</w:t>
+      </w:r>
+      <w:r>
+        <w:rPr>
+          <w:rStyle w:val="HTML"/>
+          <w:rFonts w:hint="eastAsia"/>
+          <w:sz w:val="20"/>
+          <w:szCs w:val="20"/>
+        </w:rPr>
+        <w:t xml:space="preserve"> </w:t>
+      </w:r>
+      <w:r>
+        <w:rPr>
+          <w:rStyle w:val="HTML"/>
+          <w:rFonts w:hint="eastAsia"/>
+          <w:sz w:val="20"/>
+          <w:szCs w:val="20"/>
+        </w:rPr>
+        <w:t>t</w:t>
+      </w:r>
+      <w:r>
+        <w:rPr>
+          <w:rStyle w:val="HTML"/>
+          <w:sz w:val="20"/>
+          <w:szCs w:val="20"/>
+        </w:rPr>
+        <w:t>ravelguide.test]</w:t>
+      </w:r>
+      <w:r>
+        <w:rPr>
+          <w:sz w:val="20"/>
+          <w:szCs w:val="20"/>
+        </w:rPr>
+        <w:t>即可）。</w:t>
+      </w:r>
+    </w:p>
+    <w:p>
+      <w:pPr>
+        <w:pStyle w:val="HTML0"/>
+        <w:shd w:val="clear" w:color="auto" w:fill="F6F8FA"/>
+        <w:rPr>
+          <w:rFonts w:ascii="Consolas" w:hAnsi="Consolas" w:hint="eastAsia"/>
+          <w:color w:val="1F2328"/>
+          <w:sz w:val="20"/>
+          <w:szCs w:val="20"/>
+        </w:rPr>
+      </w:pPr>
+      <w:r>
+        <w:rPr>
+          <w:rFonts w:ascii="Consolas" w:hAnsi="Consolas"/>
+          <w:color w:val="1F2328"/>
+          <w:sz w:val="20"/>
+          <w:szCs w:val="20"/>
+        </w:rPr>
+        <w:t>./Herd/</w:t>
+      </w:r>
+      <w:r>
+        <w:rPr>
+          <w:rFonts w:ascii="Consolas" w:hAnsi="Consolas"/>
+          <w:color w:val="1F2328"/>
+          <w:sz w:val="20"/>
+          <w:szCs w:val="20"/>
+        </w:rPr>
+        <w:t>TravelGuide</w:t>
       </w:r>
     </w:p>
     <w:p>
@@ -9217,7 +9129,7 @@
         <w:widowControl/>
         <w:numPr>
           <w:ilvl w:val="0"/>
-          <w:numId w:val="2"/>
+          <w:numId w:val="5"/>
         </w:numPr>
         <w:shd w:val="clear" w:color="auto" w:fill="FFFFFF"/>
         <w:spacing w:before="100" w:beforeAutospacing="1" w:after="100" w:afterAutospacing="1"/>
@@ -9229,10 +9141,36 @@
       </w:pPr>
       <w:r>
         <w:rPr>
+          <w:rFonts w:ascii="Segoe UI" w:hAnsi="Segoe UI" w:cs="Segoe UI" w:hint="eastAsia"/>
+          <w:color w:val="1F2328"/>
+          <w:szCs w:val="24"/>
+        </w:rPr>
+        <w:t>重新建立資料庫並執行</w:t>
+      </w:r>
+      <w:r>
+        <w:rPr>
+          <w:rFonts w:ascii="Segoe UI" w:hAnsi="Segoe UI" w:cs="Segoe UI" w:hint="eastAsia"/>
+          <w:color w:val="1F2328"/>
+          <w:szCs w:val="24"/>
+        </w:rPr>
+        <w:t xml:space="preserve"> Seeder</w:t>
+      </w:r>
+      <w:r>
+        <w:rPr>
           <w:rFonts w:ascii="Segoe UI" w:hAnsi="Segoe UI" w:cs="Segoe UI"/>
           <w:color w:val="1F2328"/>
-        </w:rPr>
-        <w:t>安裝套件</w:t>
+          <w:szCs w:val="24"/>
+        </w:rPr>
+        <w:br/>
+      </w:r>
+      <w:r>
+        <w:rPr>
+          <w:rFonts w:ascii="Segoe UI" w:hAnsi="Segoe UI" w:cs="Segoe UI"/>
+          <w:color w:val="1F2328"/>
+          <w:sz w:val="20"/>
+          <w:szCs w:val="20"/>
+        </w:rPr>
+        <w:t>載入預設資料</w:t>
       </w:r>
     </w:p>
     <w:p>
@@ -9253,96 +9191,16 @@
           <w:sz w:val="20"/>
           <w:szCs w:val="20"/>
         </w:rPr>
-        <w:t xml:space="preserve">.venv\Scripts\python </w:t>
-      </w:r>
-      <w:r>
-        <w:rPr>
-          <w:rStyle w:val="pl-k"/>
+        <w:t>./Herd/</w:t>
+      </w:r>
+      <w:r>
+        <w:rPr>
           <w:rFonts w:ascii="Consolas" w:hAnsi="Consolas"/>
-          <w:color w:val="CF222E"/>
+          <w:color w:val="1F2328"/>
           <w:sz w:val="20"/>
           <w:szCs w:val="20"/>
         </w:rPr>
-        <w:t>-</w:t>
-      </w:r>
-      <w:r>
-        <w:rPr>
-          <w:rFonts w:ascii="Consolas" w:hAnsi="Consolas"/>
-          <w:color w:val="1F2328"/>
-          <w:sz w:val="20"/>
-          <w:szCs w:val="20"/>
-        </w:rPr>
-        <w:t xml:space="preserve">m pip install </w:t>
-      </w:r>
-      <w:r>
-        <w:rPr>
-          <w:rStyle w:val="pl-k"/>
-          <w:rFonts w:ascii="Consolas" w:hAnsi="Consolas"/>
-          <w:color w:val="CF222E"/>
-          <w:sz w:val="20"/>
-          <w:szCs w:val="20"/>
-        </w:rPr>
-        <w:t>-</w:t>
-      </w:r>
-      <w:r>
-        <w:rPr>
-          <w:rFonts w:ascii="Consolas" w:hAnsi="Consolas"/>
-          <w:color w:val="1F2328"/>
-          <w:sz w:val="20"/>
-          <w:szCs w:val="20"/>
-        </w:rPr>
-        <w:t>r requirements.txt</w:t>
-      </w:r>
-    </w:p>
-    <w:p>
-      <w:pPr>
-        <w:widowControl/>
-        <w:numPr>
-          <w:ilvl w:val="0"/>
-          <w:numId w:val="3"/>
-        </w:numPr>
-        <w:shd w:val="clear" w:color="auto" w:fill="FFFFFF"/>
-        <w:spacing w:before="100" w:beforeAutospacing="1" w:after="100" w:afterAutospacing="1"/>
-        <w:rPr>
-          <w:rFonts w:ascii="Segoe UI" w:hAnsi="Segoe UI" w:cs="Segoe UI"/>
-          <w:color w:val="1F2328"/>
-          <w:szCs w:val="24"/>
-        </w:rPr>
-      </w:pPr>
-      <w:r>
-        <w:rPr>
-          <w:rFonts w:ascii="Segoe UI" w:hAnsi="Segoe UI" w:cs="Segoe UI"/>
-          <w:color w:val="1F2328"/>
-        </w:rPr>
-        <w:t>啟動</w:t>
-      </w:r>
-      <w:r>
-        <w:rPr>
-          <w:rFonts w:ascii="Segoe UI" w:hAnsi="Segoe UI" w:cs="Segoe UI"/>
-          <w:color w:val="1F2328"/>
-        </w:rPr>
-        <w:t xml:space="preserve"> Flask</w:t>
-      </w:r>
-    </w:p>
-    <w:p>
-      <w:pPr>
-        <w:pStyle w:val="HTML0"/>
-        <w:shd w:val="clear" w:color="auto" w:fill="F6F8FA"/>
-        <w:rPr>
-          <w:rFonts w:ascii="Consolas" w:hAnsi="Consolas"/>
-          <w:color w:val="1F2328"/>
-          <w:sz w:val="20"/>
-          <w:szCs w:val="20"/>
-        </w:rPr>
-      </w:pPr>
-      <w:r>
-        <w:rPr>
-          <w:rFonts w:ascii="Consolas" w:hAnsi="Consolas"/>
-          <w:color w:val="1F2328"/>
-          <w:sz w:val="20"/>
-          <w:szCs w:val="20"/>
-        </w:rPr>
-        <w:t>.venv\Scripts\python app.py</w:t>
+        <w:t>TravelGuide&gt; php artisan migrate:fresh --seed</w:t>
       </w:r>
     </w:p>
     <w:p>
@@ -9390,820 +9248,8 @@
           <w:szCs w:val="20"/>
           <w:bdr w:val="none" w:sz="0" w:space="0" w:color="auto" w:frame="1"/>
         </w:rPr>
-        <w:t>http://127.0.0.1:5000</w:t>
-      </w:r>
-    </w:p>
-    <w:p>
-      <w:pPr>
-        <w:pStyle w:val="2"/>
-        <w:shd w:val="clear" w:color="auto" w:fill="FFFFFF"/>
-        <w:spacing w:before="360" w:beforeAutospacing="0" w:after="240" w:afterAutospacing="0"/>
-        <w:rPr>
-          <w:rFonts w:ascii="Segoe UI" w:hAnsi="Segoe UI" w:cs="Segoe UI"/>
-          <w:color w:val="1F2328"/>
-        </w:rPr>
-      </w:pPr>
-      <w:r>
-        <w:rPr>
-          <w:rFonts w:ascii="Segoe UI" w:hAnsi="Segoe UI" w:cs="Segoe UI"/>
-          <w:color w:val="1F2328"/>
-        </w:rPr>
-        <w:t xml:space="preserve">Render </w:t>
-      </w:r>
-      <w:r>
-        <w:rPr>
-          <w:rFonts w:ascii="Segoe UI" w:hAnsi="Segoe UI" w:cs="Segoe UI"/>
-          <w:color w:val="1F2328"/>
-        </w:rPr>
-        <w:t>部署說明</w:t>
-      </w:r>
-    </w:p>
-    <w:p>
-      <w:pPr>
-        <w:pStyle w:val="Web"/>
-        <w:shd w:val="clear" w:color="auto" w:fill="FFFFFF"/>
-        <w:spacing w:before="0" w:beforeAutospacing="0" w:after="240" w:afterAutospacing="0"/>
-        <w:rPr>
-          <w:rFonts w:ascii="Segoe UI" w:hAnsi="Segoe UI" w:cs="Segoe UI"/>
-          <w:color w:val="1F2328"/>
-        </w:rPr>
-      </w:pPr>
-      <w:r>
-        <w:rPr>
-          <w:rFonts w:ascii="Segoe UI" w:hAnsi="Segoe UI" w:cs="Segoe UI"/>
-          <w:color w:val="1F2328"/>
-        </w:rPr>
         <w:lastRenderedPageBreak/>
-        <w:t>本專案可以部署到</w:t>
-      </w:r>
-      <w:r>
-        <w:rPr>
-          <w:rFonts w:ascii="Segoe UI" w:hAnsi="Segoe UI" w:cs="Segoe UI"/>
-          <w:color w:val="1F2328"/>
-        </w:rPr>
-        <w:t xml:space="preserve"> Render Web Service</w:t>
-      </w:r>
-      <w:r>
-        <w:rPr>
-          <w:rFonts w:ascii="Segoe UI" w:hAnsi="Segoe UI" w:cs="Segoe UI"/>
-          <w:color w:val="1F2328"/>
-        </w:rPr>
-        <w:t>，讓前端頁面與</w:t>
-      </w:r>
-      <w:r>
-        <w:rPr>
-          <w:rFonts w:ascii="Segoe UI" w:hAnsi="Segoe UI" w:cs="Segoe UI"/>
-          <w:color w:val="1F2328"/>
-        </w:rPr>
-        <w:t xml:space="preserve"> Flask API </w:t>
-      </w:r>
-      <w:r>
-        <w:rPr>
-          <w:rFonts w:ascii="Segoe UI" w:hAnsi="Segoe UI" w:cs="Segoe UI"/>
-          <w:color w:val="1F2328"/>
-        </w:rPr>
-        <w:t>都能在線上展示。</w:t>
-      </w:r>
-    </w:p>
-    <w:p>
-      <w:pPr>
-        <w:pStyle w:val="3"/>
-        <w:shd w:val="clear" w:color="auto" w:fill="FFFFFF"/>
-        <w:spacing w:before="360" w:after="240"/>
-        <w:rPr>
-          <w:rFonts w:ascii="Segoe UI" w:hAnsi="Segoe UI" w:cs="Segoe UI"/>
-          <w:color w:val="1F2328"/>
-          <w:sz w:val="30"/>
-          <w:szCs w:val="30"/>
-        </w:rPr>
-      </w:pPr>
-      <w:r>
-        <w:rPr>
-          <w:rFonts w:ascii="Segoe UI" w:hAnsi="Segoe UI" w:cs="Segoe UI"/>
-          <w:color w:val="1F2328"/>
-          <w:sz w:val="30"/>
-          <w:szCs w:val="30"/>
-        </w:rPr>
-        <w:t xml:space="preserve">Render </w:t>
-      </w:r>
-      <w:r>
-        <w:rPr>
-          <w:rFonts w:ascii="Segoe UI" w:hAnsi="Segoe UI" w:cs="Segoe UI"/>
-          <w:color w:val="1F2328"/>
-          <w:sz w:val="30"/>
-          <w:szCs w:val="30"/>
-        </w:rPr>
-        <w:t>建立服務時的設定</w:t>
-      </w:r>
-    </w:p>
-    <w:tbl>
-      <w:tblPr>
-        <w:tblW w:w="0" w:type="auto"/>
-        <w:tblCellMar>
-          <w:top w:w="15" w:type="dxa"/>
-          <w:left w:w="15" w:type="dxa"/>
-          <w:bottom w:w="15" w:type="dxa"/>
-          <w:right w:w="15" w:type="dxa"/>
-        </w:tblCellMar>
-        <w:tblLook w:val="04A0" w:firstRow="1" w:lastRow="0" w:firstColumn="1" w:lastColumn="0" w:noHBand="0" w:noVBand="1"/>
-      </w:tblPr>
-      <w:tblGrid>
-        <w:gridCol w:w="1943"/>
-        <w:gridCol w:w="4796"/>
-      </w:tblGrid>
-      <w:tr>
-        <w:trPr>
-          <w:tblHeader/>
-        </w:trPr>
-        <w:tc>
-          <w:tcPr>
-            <w:tcW w:w="0" w:type="auto"/>
-            <w:tcBorders>
-              <w:top w:val="single" w:sz="6" w:space="0" w:color="D1D9E0"/>
-              <w:left w:val="single" w:sz="6" w:space="0" w:color="D1D9E0"/>
-              <w:bottom w:val="single" w:sz="6" w:space="0" w:color="D1D9E0"/>
-              <w:right w:val="single" w:sz="6" w:space="0" w:color="D1D9E0"/>
-            </w:tcBorders>
-            <w:shd w:val="clear" w:color="auto" w:fill="FFFFFF"/>
-            <w:tcMar>
-              <w:top w:w="90" w:type="dxa"/>
-              <w:left w:w="195" w:type="dxa"/>
-              <w:bottom w:w="90" w:type="dxa"/>
-              <w:right w:w="195" w:type="dxa"/>
-            </w:tcMar>
-            <w:vAlign w:val="center"/>
-            <w:hideMark/>
-          </w:tcPr>
-          <w:p>
-            <w:pPr>
-              <w:spacing w:after="240"/>
-              <w:jc w:val="center"/>
-              <w:rPr>
-                <w:rFonts w:ascii="新細明體" w:hAnsi="新細明體" w:cs="新細明體"/>
-                <w:b/>
-                <w:bCs/>
-                <w:szCs w:val="24"/>
-              </w:rPr>
-            </w:pPr>
-            <w:r>
-              <w:rPr>
-                <w:b/>
-                <w:bCs/>
-              </w:rPr>
-              <w:t>欄位</w:t>
-            </w:r>
-          </w:p>
-        </w:tc>
-        <w:tc>
-          <w:tcPr>
-            <w:tcW w:w="0" w:type="auto"/>
-            <w:tcBorders>
-              <w:top w:val="single" w:sz="6" w:space="0" w:color="D1D9E0"/>
-              <w:left w:val="single" w:sz="6" w:space="0" w:color="D1D9E0"/>
-              <w:bottom w:val="single" w:sz="6" w:space="0" w:color="D1D9E0"/>
-              <w:right w:val="single" w:sz="6" w:space="0" w:color="D1D9E0"/>
-            </w:tcBorders>
-            <w:shd w:val="clear" w:color="auto" w:fill="FFFFFF"/>
-            <w:tcMar>
-              <w:top w:w="90" w:type="dxa"/>
-              <w:left w:w="195" w:type="dxa"/>
-              <w:bottom w:w="90" w:type="dxa"/>
-              <w:right w:w="195" w:type="dxa"/>
-            </w:tcMar>
-            <w:vAlign w:val="center"/>
-            <w:hideMark/>
-          </w:tcPr>
-          <w:p>
-            <w:pPr>
-              <w:spacing w:after="240"/>
-              <w:jc w:val="center"/>
-              <w:rPr>
-                <w:b/>
-                <w:bCs/>
-              </w:rPr>
-            </w:pPr>
-            <w:r>
-              <w:rPr>
-                <w:b/>
-                <w:bCs/>
-              </w:rPr>
-              <w:t>設定</w:t>
-            </w:r>
-          </w:p>
-        </w:tc>
-      </w:tr>
-      <w:tr>
-        <w:tc>
-          <w:tcPr>
-            <w:tcW w:w="0" w:type="auto"/>
-            <w:tcBorders>
-              <w:top w:val="single" w:sz="6" w:space="0" w:color="D1D9E0"/>
-              <w:left w:val="single" w:sz="6" w:space="0" w:color="D1D9E0"/>
-              <w:bottom w:val="single" w:sz="6" w:space="0" w:color="D1D9E0"/>
-              <w:right w:val="single" w:sz="6" w:space="0" w:color="D1D9E0"/>
-            </w:tcBorders>
-            <w:shd w:val="clear" w:color="auto" w:fill="FFFFFF"/>
-            <w:tcMar>
-              <w:top w:w="90" w:type="dxa"/>
-              <w:left w:w="195" w:type="dxa"/>
-              <w:bottom w:w="90" w:type="dxa"/>
-              <w:right w:w="195" w:type="dxa"/>
-            </w:tcMar>
-            <w:vAlign w:val="center"/>
-            <w:hideMark/>
-          </w:tcPr>
-          <w:p>
-            <w:pPr>
-              <w:spacing w:after="240"/>
-            </w:pPr>
-            <w:r>
-              <w:t>Service Type</w:t>
-            </w:r>
-          </w:p>
-        </w:tc>
-        <w:tc>
-          <w:tcPr>
-            <w:tcW w:w="0" w:type="auto"/>
-            <w:tcBorders>
-              <w:top w:val="single" w:sz="6" w:space="0" w:color="D1D9E0"/>
-              <w:left w:val="single" w:sz="6" w:space="0" w:color="D1D9E0"/>
-              <w:bottom w:val="single" w:sz="6" w:space="0" w:color="D1D9E0"/>
-              <w:right w:val="single" w:sz="6" w:space="0" w:color="D1D9E0"/>
-            </w:tcBorders>
-            <w:shd w:val="clear" w:color="auto" w:fill="FFFFFF"/>
-            <w:tcMar>
-              <w:top w:w="90" w:type="dxa"/>
-              <w:left w:w="195" w:type="dxa"/>
-              <w:bottom w:w="90" w:type="dxa"/>
-              <w:right w:w="195" w:type="dxa"/>
-            </w:tcMar>
-            <w:vAlign w:val="center"/>
-            <w:hideMark/>
-          </w:tcPr>
-          <w:p>
-            <w:pPr>
-              <w:spacing w:after="240"/>
-            </w:pPr>
-            <w:r>
-              <w:t>Web Service</w:t>
-            </w:r>
-          </w:p>
-        </w:tc>
-      </w:tr>
-      <w:tr>
-        <w:tc>
-          <w:tcPr>
-            <w:tcW w:w="0" w:type="auto"/>
-            <w:tcBorders>
-              <w:top w:val="single" w:sz="6" w:space="0" w:color="D1D9E0"/>
-              <w:left w:val="single" w:sz="6" w:space="0" w:color="D1D9E0"/>
-              <w:bottom w:val="single" w:sz="6" w:space="0" w:color="D1D9E0"/>
-              <w:right w:val="single" w:sz="6" w:space="0" w:color="D1D9E0"/>
-            </w:tcBorders>
-            <w:shd w:val="clear" w:color="auto" w:fill="F6F8FA"/>
-            <w:tcMar>
-              <w:top w:w="90" w:type="dxa"/>
-              <w:left w:w="195" w:type="dxa"/>
-              <w:bottom w:w="90" w:type="dxa"/>
-              <w:right w:w="195" w:type="dxa"/>
-            </w:tcMar>
-            <w:vAlign w:val="center"/>
-            <w:hideMark/>
-          </w:tcPr>
-          <w:p>
-            <w:pPr>
-              <w:spacing w:after="240"/>
-            </w:pPr>
-            <w:r>
-              <w:t>Runtime</w:t>
-            </w:r>
-          </w:p>
-        </w:tc>
-        <w:tc>
-          <w:tcPr>
-            <w:tcW w:w="0" w:type="auto"/>
-            <w:tcBorders>
-              <w:top w:val="single" w:sz="6" w:space="0" w:color="D1D9E0"/>
-              <w:left w:val="single" w:sz="6" w:space="0" w:color="D1D9E0"/>
-              <w:bottom w:val="single" w:sz="6" w:space="0" w:color="D1D9E0"/>
-              <w:right w:val="single" w:sz="6" w:space="0" w:color="D1D9E0"/>
-            </w:tcBorders>
-            <w:shd w:val="clear" w:color="auto" w:fill="F6F8FA"/>
-            <w:tcMar>
-              <w:top w:w="90" w:type="dxa"/>
-              <w:left w:w="195" w:type="dxa"/>
-              <w:bottom w:w="90" w:type="dxa"/>
-              <w:right w:w="195" w:type="dxa"/>
-            </w:tcMar>
-            <w:vAlign w:val="center"/>
-            <w:hideMark/>
-          </w:tcPr>
-          <w:p>
-            <w:pPr>
-              <w:spacing w:after="240"/>
-            </w:pPr>
-            <w:r>
-              <w:t>Python 3</w:t>
-            </w:r>
-          </w:p>
-        </w:tc>
-      </w:tr>
-      <w:tr>
-        <w:tc>
-          <w:tcPr>
-            <w:tcW w:w="0" w:type="auto"/>
-            <w:tcBorders>
-              <w:top w:val="single" w:sz="6" w:space="0" w:color="D1D9E0"/>
-              <w:left w:val="single" w:sz="6" w:space="0" w:color="D1D9E0"/>
-              <w:bottom w:val="single" w:sz="6" w:space="0" w:color="D1D9E0"/>
-              <w:right w:val="single" w:sz="6" w:space="0" w:color="D1D9E0"/>
-            </w:tcBorders>
-            <w:shd w:val="clear" w:color="auto" w:fill="FFFFFF"/>
-            <w:tcMar>
-              <w:top w:w="90" w:type="dxa"/>
-              <w:left w:w="195" w:type="dxa"/>
-              <w:bottom w:w="90" w:type="dxa"/>
-              <w:right w:w="195" w:type="dxa"/>
-            </w:tcMar>
-            <w:vAlign w:val="center"/>
-            <w:hideMark/>
-          </w:tcPr>
-          <w:p>
-            <w:pPr>
-              <w:spacing w:after="240"/>
-            </w:pPr>
-            <w:r>
-              <w:t>Branch</w:t>
-            </w:r>
-          </w:p>
-        </w:tc>
-        <w:tc>
-          <w:tcPr>
-            <w:tcW w:w="0" w:type="auto"/>
-            <w:tcBorders>
-              <w:top w:val="single" w:sz="6" w:space="0" w:color="D1D9E0"/>
-              <w:left w:val="single" w:sz="6" w:space="0" w:color="D1D9E0"/>
-              <w:bottom w:val="single" w:sz="6" w:space="0" w:color="D1D9E0"/>
-              <w:right w:val="single" w:sz="6" w:space="0" w:color="D1D9E0"/>
-            </w:tcBorders>
-            <w:shd w:val="clear" w:color="auto" w:fill="FFFFFF"/>
-            <w:tcMar>
-              <w:top w:w="90" w:type="dxa"/>
-              <w:left w:w="195" w:type="dxa"/>
-              <w:bottom w:w="90" w:type="dxa"/>
-              <w:right w:w="195" w:type="dxa"/>
-            </w:tcMar>
-            <w:vAlign w:val="center"/>
-            <w:hideMark/>
-          </w:tcPr>
-          <w:p>
-            <w:r>
-              <w:rPr>
-                <w:rStyle w:val="HTML"/>
-                <w:rFonts w:ascii="Consolas" w:hAnsi="Consolas"/>
-                <w:sz w:val="20"/>
-                <w:szCs w:val="20"/>
-              </w:rPr>
-              <w:t>master</w:t>
-            </w:r>
-          </w:p>
-        </w:tc>
-      </w:tr>
-      <w:tr>
-        <w:tc>
-          <w:tcPr>
-            <w:tcW w:w="0" w:type="auto"/>
-            <w:tcBorders>
-              <w:top w:val="single" w:sz="6" w:space="0" w:color="D1D9E0"/>
-              <w:left w:val="single" w:sz="6" w:space="0" w:color="D1D9E0"/>
-              <w:bottom w:val="single" w:sz="6" w:space="0" w:color="D1D9E0"/>
-              <w:right w:val="single" w:sz="6" w:space="0" w:color="D1D9E0"/>
-            </w:tcBorders>
-            <w:shd w:val="clear" w:color="auto" w:fill="F6F8FA"/>
-            <w:tcMar>
-              <w:top w:w="90" w:type="dxa"/>
-              <w:left w:w="195" w:type="dxa"/>
-              <w:bottom w:w="90" w:type="dxa"/>
-              <w:right w:w="195" w:type="dxa"/>
-            </w:tcMar>
-            <w:vAlign w:val="center"/>
-            <w:hideMark/>
-          </w:tcPr>
-          <w:p>
-            <w:r>
-              <w:t>Build Command</w:t>
-            </w:r>
-          </w:p>
-        </w:tc>
-        <w:tc>
-          <w:tcPr>
-            <w:tcW w:w="0" w:type="auto"/>
-            <w:tcBorders>
-              <w:top w:val="single" w:sz="6" w:space="0" w:color="D1D9E0"/>
-              <w:left w:val="single" w:sz="6" w:space="0" w:color="D1D9E0"/>
-              <w:bottom w:val="single" w:sz="6" w:space="0" w:color="D1D9E0"/>
-              <w:right w:val="single" w:sz="6" w:space="0" w:color="D1D9E0"/>
-            </w:tcBorders>
-            <w:shd w:val="clear" w:color="auto" w:fill="F6F8FA"/>
-            <w:tcMar>
-              <w:top w:w="90" w:type="dxa"/>
-              <w:left w:w="195" w:type="dxa"/>
-              <w:bottom w:w="90" w:type="dxa"/>
-              <w:right w:w="195" w:type="dxa"/>
-            </w:tcMar>
-            <w:vAlign w:val="center"/>
-            <w:hideMark/>
-          </w:tcPr>
-          <w:p>
-            <w:r>
-              <w:rPr>
-                <w:rStyle w:val="HTML"/>
-                <w:rFonts w:ascii="Consolas" w:hAnsi="Consolas"/>
-                <w:sz w:val="20"/>
-                <w:szCs w:val="20"/>
-              </w:rPr>
-              <w:t>pip install -r requirements.txt</w:t>
-            </w:r>
-          </w:p>
-        </w:tc>
-      </w:tr>
-      <w:tr>
-        <w:tc>
-          <w:tcPr>
-            <w:tcW w:w="0" w:type="auto"/>
-            <w:tcBorders>
-              <w:top w:val="single" w:sz="6" w:space="0" w:color="D1D9E0"/>
-              <w:left w:val="single" w:sz="6" w:space="0" w:color="D1D9E0"/>
-              <w:bottom w:val="single" w:sz="6" w:space="0" w:color="D1D9E0"/>
-              <w:right w:val="single" w:sz="6" w:space="0" w:color="D1D9E0"/>
-            </w:tcBorders>
-            <w:shd w:val="clear" w:color="auto" w:fill="FFFFFF"/>
-            <w:tcMar>
-              <w:top w:w="90" w:type="dxa"/>
-              <w:left w:w="195" w:type="dxa"/>
-              <w:bottom w:w="90" w:type="dxa"/>
-              <w:right w:w="195" w:type="dxa"/>
-            </w:tcMar>
-            <w:vAlign w:val="center"/>
-            <w:hideMark/>
-          </w:tcPr>
-          <w:p>
-            <w:r>
-              <w:t>Start Command</w:t>
-            </w:r>
-          </w:p>
-        </w:tc>
-        <w:tc>
-          <w:tcPr>
-            <w:tcW w:w="0" w:type="auto"/>
-            <w:tcBorders>
-              <w:top w:val="single" w:sz="6" w:space="0" w:color="D1D9E0"/>
-              <w:left w:val="single" w:sz="6" w:space="0" w:color="D1D9E0"/>
-              <w:bottom w:val="single" w:sz="6" w:space="0" w:color="D1D9E0"/>
-              <w:right w:val="single" w:sz="6" w:space="0" w:color="D1D9E0"/>
-            </w:tcBorders>
-            <w:shd w:val="clear" w:color="auto" w:fill="FFFFFF"/>
-            <w:tcMar>
-              <w:top w:w="90" w:type="dxa"/>
-              <w:left w:w="195" w:type="dxa"/>
-              <w:bottom w:w="90" w:type="dxa"/>
-              <w:right w:w="195" w:type="dxa"/>
-            </w:tcMar>
-            <w:vAlign w:val="center"/>
-            <w:hideMark/>
-          </w:tcPr>
-          <w:p>
-            <w:r>
-              <w:rPr>
-                <w:rStyle w:val="HTML"/>
-                <w:rFonts w:ascii="Consolas" w:hAnsi="Consolas"/>
-                <w:sz w:val="20"/>
-                <w:szCs w:val="20"/>
-              </w:rPr>
-              <w:t>gunicorn app:app</w:t>
-            </w:r>
-          </w:p>
-        </w:tc>
-      </w:tr>
-      <w:tr>
-        <w:tc>
-          <w:tcPr>
-            <w:tcW w:w="0" w:type="auto"/>
-            <w:tcBorders>
-              <w:top w:val="single" w:sz="6" w:space="0" w:color="D1D9E0"/>
-              <w:left w:val="single" w:sz="6" w:space="0" w:color="D1D9E0"/>
-              <w:bottom w:val="single" w:sz="6" w:space="0" w:color="D1D9E0"/>
-              <w:right w:val="single" w:sz="6" w:space="0" w:color="D1D9E0"/>
-            </w:tcBorders>
-            <w:shd w:val="clear" w:color="auto" w:fill="F6F8FA"/>
-            <w:tcMar>
-              <w:top w:w="90" w:type="dxa"/>
-              <w:left w:w="195" w:type="dxa"/>
-              <w:bottom w:w="90" w:type="dxa"/>
-              <w:right w:w="195" w:type="dxa"/>
-            </w:tcMar>
-            <w:vAlign w:val="center"/>
-            <w:hideMark/>
-          </w:tcPr>
-          <w:p>
-            <w:r>
-              <w:t>Root Directory</w:t>
-            </w:r>
-          </w:p>
-        </w:tc>
-        <w:tc>
-          <w:tcPr>
-            <w:tcW w:w="0" w:type="auto"/>
-            <w:tcBorders>
-              <w:top w:val="single" w:sz="6" w:space="0" w:color="D1D9E0"/>
-              <w:left w:val="single" w:sz="6" w:space="0" w:color="D1D9E0"/>
-              <w:bottom w:val="single" w:sz="6" w:space="0" w:color="D1D9E0"/>
-              <w:right w:val="single" w:sz="6" w:space="0" w:color="D1D9E0"/>
-            </w:tcBorders>
-            <w:shd w:val="clear" w:color="auto" w:fill="F6F8FA"/>
-            <w:tcMar>
-              <w:top w:w="90" w:type="dxa"/>
-              <w:left w:w="195" w:type="dxa"/>
-              <w:bottom w:w="90" w:type="dxa"/>
-              <w:right w:w="195" w:type="dxa"/>
-            </w:tcMar>
-            <w:vAlign w:val="center"/>
-            <w:hideMark/>
-          </w:tcPr>
-          <w:p>
-            <w:r>
-              <w:t>空白，因為專案檔案在</w:t>
-            </w:r>
-            <w:r>
-              <w:t xml:space="preserve"> Repository </w:t>
-            </w:r>
-            <w:r>
-              <w:t>根目錄</w:t>
-            </w:r>
-          </w:p>
-        </w:tc>
-      </w:tr>
-    </w:tbl>
-    <w:p>
-      <w:pPr>
-        <w:pStyle w:val="3"/>
-        <w:shd w:val="clear" w:color="auto" w:fill="FFFFFF"/>
-        <w:spacing w:before="360" w:after="240"/>
-        <w:rPr>
-          <w:rFonts w:ascii="Segoe UI" w:hAnsi="Segoe UI" w:cs="Segoe UI"/>
-          <w:color w:val="1F2328"/>
-          <w:sz w:val="30"/>
-          <w:szCs w:val="30"/>
-        </w:rPr>
-      </w:pPr>
-      <w:r>
-        <w:rPr>
-          <w:rFonts w:ascii="Segoe UI" w:hAnsi="Segoe UI" w:cs="Segoe UI"/>
-          <w:color w:val="1F2328"/>
-          <w:sz w:val="30"/>
-          <w:szCs w:val="30"/>
-        </w:rPr>
-        <w:t xml:space="preserve">Python </w:t>
-      </w:r>
-      <w:r>
-        <w:rPr>
-          <w:rFonts w:ascii="Segoe UI" w:hAnsi="Segoe UI" w:cs="Segoe UI"/>
-          <w:color w:val="1F2328"/>
-          <w:sz w:val="30"/>
-          <w:szCs w:val="30"/>
-        </w:rPr>
-        <w:t>版本</w:t>
-      </w:r>
-    </w:p>
-    <w:p>
-      <w:pPr>
-        <w:pStyle w:val="Web"/>
-        <w:shd w:val="clear" w:color="auto" w:fill="FFFFFF"/>
-        <w:spacing w:before="0" w:beforeAutospacing="0" w:after="0" w:afterAutospacing="0"/>
-        <w:rPr>
-          <w:rFonts w:ascii="Segoe UI" w:hAnsi="Segoe UI" w:cs="Segoe UI"/>
-          <w:color w:val="1F2328"/>
-        </w:rPr>
-      </w:pPr>
-      <w:r>
-        <w:rPr>
-          <w:rFonts w:ascii="Segoe UI" w:hAnsi="Segoe UI" w:cs="Segoe UI"/>
-          <w:color w:val="1F2328"/>
-        </w:rPr>
-        <w:t>專案根目錄已加入</w:t>
-      </w:r>
-      <w:r>
-        <w:rPr>
-          <w:rFonts w:ascii="Segoe UI" w:hAnsi="Segoe UI" w:cs="Segoe UI"/>
-          <w:color w:val="1F2328"/>
-        </w:rPr>
-        <w:t> </w:t>
-      </w:r>
-      <w:r>
-        <w:rPr>
-          <w:rStyle w:val="HTML"/>
-          <w:rFonts w:ascii="Consolas" w:hAnsi="Consolas"/>
-          <w:color w:val="1F2328"/>
-          <w:sz w:val="20"/>
-          <w:szCs w:val="20"/>
-        </w:rPr>
-        <w:t>.python-version</w:t>
-      </w:r>
-      <w:r>
-        <w:rPr>
-          <w:rFonts w:ascii="Segoe UI" w:hAnsi="Segoe UI" w:cs="Segoe UI"/>
-          <w:color w:val="1F2328"/>
-        </w:rPr>
-        <w:t>，</w:t>
-      </w:r>
-      <w:r>
-        <w:rPr>
-          <w:rFonts w:ascii="Segoe UI" w:hAnsi="Segoe UI" w:cs="Segoe UI"/>
-          <w:color w:val="1F2328"/>
-        </w:rPr>
-        <w:t xml:space="preserve">Render </w:t>
-      </w:r>
-      <w:r>
-        <w:rPr>
-          <w:rFonts w:ascii="Segoe UI" w:hAnsi="Segoe UI" w:cs="Segoe UI"/>
-          <w:color w:val="1F2328"/>
-        </w:rPr>
-        <w:t>會依照此檔案使用</w:t>
-      </w:r>
-      <w:r>
-        <w:rPr>
-          <w:rFonts w:ascii="Segoe UI" w:hAnsi="Segoe UI" w:cs="Segoe UI"/>
-          <w:color w:val="1F2328"/>
-        </w:rPr>
-        <w:t xml:space="preserve"> Python 3.13</w:t>
-      </w:r>
-      <w:r>
-        <w:rPr>
-          <w:rFonts w:ascii="Segoe UI" w:hAnsi="Segoe UI" w:cs="Segoe UI"/>
-          <w:color w:val="1F2328"/>
-        </w:rPr>
-        <w:t>。</w:t>
-      </w:r>
-    </w:p>
-    <w:p>
-      <w:pPr>
-        <w:pStyle w:val="3"/>
-        <w:shd w:val="clear" w:color="auto" w:fill="FFFFFF"/>
-        <w:spacing w:before="360" w:after="240"/>
-        <w:rPr>
-          <w:rFonts w:ascii="Segoe UI" w:hAnsi="Segoe UI" w:cs="Segoe UI"/>
-          <w:color w:val="1F2328"/>
-          <w:sz w:val="30"/>
-          <w:szCs w:val="30"/>
-        </w:rPr>
-      </w:pPr>
-      <w:r>
-        <w:rPr>
-          <w:rFonts w:ascii="Segoe UI" w:hAnsi="Segoe UI" w:cs="Segoe UI"/>
-          <w:color w:val="1F2328"/>
-          <w:sz w:val="30"/>
-          <w:szCs w:val="30"/>
-        </w:rPr>
-        <w:t xml:space="preserve">SQLite </w:t>
-      </w:r>
-      <w:r>
-        <w:rPr>
-          <w:rFonts w:ascii="Segoe UI" w:hAnsi="Segoe UI" w:cs="Segoe UI"/>
-          <w:color w:val="1F2328"/>
-          <w:sz w:val="30"/>
-          <w:szCs w:val="30"/>
-        </w:rPr>
-        <w:t>注意事項</w:t>
-      </w:r>
-    </w:p>
-    <w:p>
-      <w:pPr>
-        <w:pStyle w:val="Web"/>
-        <w:shd w:val="clear" w:color="auto" w:fill="FFFFFF"/>
-        <w:spacing w:before="0" w:beforeAutospacing="0" w:after="0" w:afterAutospacing="0"/>
-        <w:rPr>
-          <w:rFonts w:ascii="Segoe UI" w:hAnsi="Segoe UI" w:cs="Segoe UI"/>
-          <w:color w:val="1F2328"/>
-        </w:rPr>
-      </w:pPr>
-      <w:r>
-        <w:rPr>
-          <w:rFonts w:ascii="Segoe UI" w:hAnsi="Segoe UI" w:cs="Segoe UI"/>
-          <w:color w:val="1F2328"/>
-        </w:rPr>
-        <w:t xml:space="preserve">Render </w:t>
-      </w:r>
-      <w:r>
-        <w:rPr>
-          <w:rFonts w:ascii="Segoe UI" w:hAnsi="Segoe UI" w:cs="Segoe UI"/>
-          <w:color w:val="1F2328"/>
-        </w:rPr>
-        <w:t>免費服務的檔案系統不是永久保存空間，所以</w:t>
-      </w:r>
-      <w:r>
-        <w:rPr>
-          <w:rFonts w:ascii="Segoe UI" w:hAnsi="Segoe UI" w:cs="Segoe UI"/>
-          <w:color w:val="1F2328"/>
-        </w:rPr>
-        <w:t> </w:t>
-      </w:r>
-      <w:r>
-        <w:rPr>
-          <w:rStyle w:val="HTML"/>
-          <w:rFonts w:ascii="Consolas" w:hAnsi="Consolas"/>
-          <w:color w:val="1F2328"/>
-          <w:sz w:val="20"/>
-          <w:szCs w:val="20"/>
-        </w:rPr>
-        <w:t>travel_guide.db</w:t>
-      </w:r>
-      <w:r>
-        <w:rPr>
-          <w:rFonts w:ascii="Segoe UI" w:hAnsi="Segoe UI" w:cs="Segoe UI"/>
-          <w:color w:val="1F2328"/>
-        </w:rPr>
-        <w:t> </w:t>
-      </w:r>
-      <w:r>
-        <w:rPr>
-          <w:rFonts w:ascii="Segoe UI" w:hAnsi="Segoe UI" w:cs="Segoe UI"/>
-          <w:color w:val="1F2328"/>
-        </w:rPr>
-        <w:t>會在服務啟動時自動建立，適合用來展示</w:t>
-      </w:r>
-      <w:r>
-        <w:rPr>
-          <w:rFonts w:ascii="Segoe UI" w:hAnsi="Segoe UI" w:cs="Segoe UI"/>
-          <w:color w:val="1F2328"/>
-        </w:rPr>
-        <w:t xml:space="preserve"> CRUD</w:t>
-      </w:r>
-      <w:r>
-        <w:rPr>
-          <w:rFonts w:ascii="Segoe UI" w:hAnsi="Segoe UI" w:cs="Segoe UI"/>
-          <w:color w:val="1F2328"/>
-        </w:rPr>
-        <w:t>、查詢與統計圖表功能。</w:t>
-      </w:r>
-    </w:p>
-    <w:p>
-      <w:pPr>
-        <w:pStyle w:val="Web"/>
-        <w:shd w:val="clear" w:color="auto" w:fill="FFFFFF"/>
-        <w:spacing w:before="0" w:beforeAutospacing="0" w:after="240" w:afterAutospacing="0"/>
-        <w:rPr>
-          <w:rFonts w:ascii="Segoe UI" w:hAnsi="Segoe UI" w:cs="Segoe UI"/>
-          <w:color w:val="1F2328"/>
-        </w:rPr>
-      </w:pPr>
-      <w:r>
-        <w:rPr>
-          <w:rFonts w:ascii="Segoe UI" w:hAnsi="Segoe UI" w:cs="Segoe UI"/>
-          <w:color w:val="1F2328"/>
-        </w:rPr>
-        <w:t>若未來要保存正式資料，建議改用</w:t>
-      </w:r>
-      <w:r>
-        <w:rPr>
-          <w:rFonts w:ascii="Segoe UI" w:hAnsi="Segoe UI" w:cs="Segoe UI"/>
-          <w:color w:val="1F2328"/>
-        </w:rPr>
-        <w:t xml:space="preserve"> PostgreSQL </w:t>
-      </w:r>
-      <w:r>
-        <w:rPr>
-          <w:rFonts w:ascii="Segoe UI" w:hAnsi="Segoe UI" w:cs="Segoe UI"/>
-          <w:color w:val="1F2328"/>
-        </w:rPr>
-        <w:t>或</w:t>
-      </w:r>
-      <w:r>
-        <w:rPr>
-          <w:rFonts w:ascii="Segoe UI" w:hAnsi="Segoe UI" w:cs="Segoe UI"/>
-          <w:color w:val="1F2328"/>
-        </w:rPr>
-        <w:t xml:space="preserve"> Render </w:t>
-      </w:r>
-      <w:r>
-        <w:rPr>
-          <w:rFonts w:ascii="Segoe UI" w:hAnsi="Segoe UI" w:cs="Segoe UI"/>
-          <w:color w:val="1F2328"/>
-        </w:rPr>
-        <w:t>付費</w:t>
-      </w:r>
-      <w:r>
-        <w:rPr>
-          <w:rFonts w:ascii="Segoe UI" w:hAnsi="Segoe UI" w:cs="Segoe UI"/>
-          <w:color w:val="1F2328"/>
-        </w:rPr>
-        <w:t xml:space="preserve"> Persistent Disk</w:t>
-      </w:r>
-      <w:r>
-        <w:rPr>
-          <w:rFonts w:ascii="Segoe UI" w:hAnsi="Segoe UI" w:cs="Segoe UI"/>
-          <w:color w:val="1F2328"/>
-        </w:rPr>
-        <w:t>。</w:t>
+        <w:t>http:// travelguide.test</w:t>
       </w:r>
     </w:p>
     <w:p>
@@ -10237,7 +9283,7 @@
       </w:tblPr>
       <w:tblGrid>
         <w:gridCol w:w="2179"/>
-        <w:gridCol w:w="5732"/>
+        <w:gridCol w:w="4652"/>
       </w:tblGrid>
       <w:tr>
         <w:trPr>
@@ -10277,7 +9323,6 @@
                 <w:b/>
                 <w:bCs/>
               </w:rPr>
-              <w:lastRenderedPageBreak/>
               <w:t>項目</w:t>
             </w:r>
           </w:p>
@@ -10373,7 +9418,7 @@
               <w:spacing w:after="240"/>
             </w:pPr>
             <w:r>
-              <w:t>Richie Chen</w:t>
+              <w:t>linyu70367</w:t>
             </w:r>
           </w:p>
         </w:tc>
@@ -10431,7 +9476,7 @@
               <w:spacing w:after="240"/>
             </w:pPr>
             <w:r>
-              <w:t>AI Travel Guide Website</w:t>
+              <w:t>Travel Guide</w:t>
             </w:r>
           </w:p>
         </w:tc>
@@ -10485,26 +9530,18 @@
             <w:hideMark/>
           </w:tcPr>
           <w:p>
-            <w:hyperlink r:id="rId5" w:history="1">
-              <w:r>
-                <w:rPr>
-                  <w:rStyle w:val="a4"/>
-                  <w:color w:val="0969DA"/>
-                </w:rPr>
-                <w:t>https://github.com/RichieChen222333/AI-Travel-Guide</w:t>
-              </w:r>
-            </w:hyperlink>
+            <w:r>
+              <w:rPr>
+                <w:rStyle w:val="a4"/>
+                <w:color w:val="0969DA"/>
+              </w:rPr>
+              <w:t>https://github.com/linyu70367/TravelGuide</w:t>
+            </w:r>
           </w:p>
         </w:tc>
       </w:tr>
     </w:tbl>
-    <w:p>
-      <w:pPr>
-        <w:rPr>
-          <w:rFonts w:hint="eastAsia"/>
-        </w:rPr>
-      </w:pPr>
-    </w:p>
+    <w:p/>
     <w:sectPr>
       <w:pgSz w:w="11906" w:h="16838"/>
       <w:pgMar w:top="1440" w:right="1800" w:bottom="1440" w:left="1800" w:header="851" w:footer="992" w:gutter="0"/>
@@ -10513,6 +9550,44 @@
     </w:sectPr>
   </w:body>
 </w:document>
+</file>
+
+<file path=word/endnotes.xml><?xml version="1.0" encoding="utf-8"?>
+<w:endnotes xmlns:wpc="http://schemas.microsoft.com/office/word/2010/wordprocessingCanvas" xmlns:mc="http://schemas.openxmlformats.org/markup-compatibility/2006" xmlns:o="urn:schemas-microsoft-com:office:office" xmlns:r="http://schemas.openxmlformats.org/officeDocument/2006/relationships" xmlns:m="http://schemas.openxmlformats.org/officeDocument/2006/math" xmlns:v="urn:schemas-microsoft-com:vml" xmlns:wp14="http://schemas.microsoft.com/office/word/2010/wordprocessingDrawing" xmlns:wp="http://schemas.openxmlformats.org/drawingml/2006/wordprocessingDrawing" xmlns:w10="urn:schemas-microsoft-com:office:word" xmlns:w="http://schemas.openxmlformats.org/wordprocessingml/2006/main" xmlns:w14="http://schemas.microsoft.com/office/word/2010/wordml" xmlns:w15="http://schemas.microsoft.com/office/word/2012/wordml" xmlns:wpg="http://schemas.microsoft.com/office/word/2010/wordprocessingGroup" xmlns:wpi="http://schemas.microsoft.com/office/word/2010/wordprocessingInk" xmlns:wne="http://schemas.microsoft.com/office/word/2006/wordml" xmlns:wps="http://schemas.microsoft.com/office/word/2010/wordprocessingShape" mc:Ignorable="w14 w15 wp14">
+  <w:endnote w:type="separator" w:id="-1">
+    <w:p>
+      <w:r>
+        <w:separator/>
+      </w:r>
+    </w:p>
+  </w:endnote>
+  <w:endnote w:type="continuationSeparator" w:id="0">
+    <w:p>
+      <w:r>
+        <w:continuationSeparator/>
+      </w:r>
+    </w:p>
+  </w:endnote>
+</w:endnotes>
+</file>
+
+<file path=word/footnotes.xml><?xml version="1.0" encoding="utf-8"?>
+<w:footnotes xmlns:wpc="http://schemas.microsoft.com/office/word/2010/wordprocessingCanvas" xmlns:mc="http://schemas.openxmlformats.org/markup-compatibility/2006" xmlns:o="urn:schemas-microsoft-com:office:office" xmlns:r="http://schemas.openxmlformats.org/officeDocument/2006/relationships" xmlns:m="http://schemas.openxmlformats.org/officeDocument/2006/math" xmlns:v="urn:schemas-microsoft-com:vml" xmlns:wp14="http://schemas.microsoft.com/office/word/2010/wordprocessingDrawing" xmlns:wp="http://schemas.openxmlformats.org/drawingml/2006/wordprocessingDrawing" xmlns:w10="urn:schemas-microsoft-com:office:word" xmlns:w="http://schemas.openxmlformats.org/wordprocessingml/2006/main" xmlns:w14="http://schemas.microsoft.com/office/word/2010/wordml" xmlns:w15="http://schemas.microsoft.com/office/word/2012/wordml" xmlns:wpg="http://schemas.microsoft.com/office/word/2010/wordprocessingGroup" xmlns:wpi="http://schemas.microsoft.com/office/word/2010/wordprocessingInk" xmlns:wne="http://schemas.microsoft.com/office/word/2006/wordml" xmlns:wps="http://schemas.microsoft.com/office/word/2010/wordprocessingShape" mc:Ignorable="w14 w15 wp14">
+  <w:footnote w:type="separator" w:id="-1">
+    <w:p>
+      <w:r>
+        <w:separator/>
+      </w:r>
+    </w:p>
+  </w:footnote>
+  <w:footnote w:type="continuationSeparator" w:id="0">
+    <w:p>
+      <w:r>
+        <w:continuationSeparator/>
+      </w:r>
+    </w:p>
+  </w:footnote>
+</w:footnotes>
 </file>
 
 <file path=word/numbering.xml><?xml version="1.0" encoding="utf-8"?>
@@ -10631,6 +9706,184 @@
     </w:lvl>
   </w:abstractNum>
   <w:abstractNum w:abstractNumId="1" w15:restartNumberingAfterBreak="0">
+    <w:nsid w:val="0FF973FD"/>
+    <w:multiLevelType w:val="hybridMultilevel"/>
+    <w:tmpl w:val="B5201806"/>
+    <w:lvl w:ilvl="0" w:tplc="3EE2C6EA">
+      <w:start w:val="1"/>
+      <w:numFmt w:val="decimal"/>
+      <w:lvlText w:val="%1."/>
+      <w:lvlJc w:val="left"/>
+      <w:pPr>
+        <w:ind w:left="720" w:hanging="360"/>
+      </w:pPr>
+      <w:rPr>
+        <w:rFonts w:hint="default"/>
+      </w:rPr>
+    </w:lvl>
+    <w:lvl w:ilvl="1" w:tplc="04090019" w:tentative="1">
+      <w:start w:val="1"/>
+      <w:numFmt w:val="ideographTraditional"/>
+      <w:lvlText w:val="%2、"/>
+      <w:lvlJc w:val="left"/>
+      <w:pPr>
+        <w:ind w:left="1320" w:hanging="480"/>
+      </w:pPr>
+    </w:lvl>
+    <w:lvl w:ilvl="2" w:tplc="0409001B" w:tentative="1">
+      <w:start w:val="1"/>
+      <w:numFmt w:val="lowerRoman"/>
+      <w:lvlText w:val="%3."/>
+      <w:lvlJc w:val="right"/>
+      <w:pPr>
+        <w:ind w:left="1800" w:hanging="480"/>
+      </w:pPr>
+    </w:lvl>
+    <w:lvl w:ilvl="3" w:tplc="0409000F" w:tentative="1">
+      <w:start w:val="1"/>
+      <w:numFmt w:val="decimal"/>
+      <w:lvlText w:val="%4."/>
+      <w:lvlJc w:val="left"/>
+      <w:pPr>
+        <w:ind w:left="2280" w:hanging="480"/>
+      </w:pPr>
+    </w:lvl>
+    <w:lvl w:ilvl="4" w:tplc="04090019" w:tentative="1">
+      <w:start w:val="1"/>
+      <w:numFmt w:val="ideographTraditional"/>
+      <w:lvlText w:val="%5、"/>
+      <w:lvlJc w:val="left"/>
+      <w:pPr>
+        <w:ind w:left="2760" w:hanging="480"/>
+      </w:pPr>
+    </w:lvl>
+    <w:lvl w:ilvl="5" w:tplc="0409001B" w:tentative="1">
+      <w:start w:val="1"/>
+      <w:numFmt w:val="lowerRoman"/>
+      <w:lvlText w:val="%6."/>
+      <w:lvlJc w:val="right"/>
+      <w:pPr>
+        <w:ind w:left="3240" w:hanging="480"/>
+      </w:pPr>
+    </w:lvl>
+    <w:lvl w:ilvl="6" w:tplc="0409000F" w:tentative="1">
+      <w:start w:val="1"/>
+      <w:numFmt w:val="decimal"/>
+      <w:lvlText w:val="%7."/>
+      <w:lvlJc w:val="left"/>
+      <w:pPr>
+        <w:ind w:left="3720" w:hanging="480"/>
+      </w:pPr>
+    </w:lvl>
+    <w:lvl w:ilvl="7" w:tplc="04090019" w:tentative="1">
+      <w:start w:val="1"/>
+      <w:numFmt w:val="ideographTraditional"/>
+      <w:lvlText w:val="%8、"/>
+      <w:lvlJc w:val="left"/>
+      <w:pPr>
+        <w:ind w:left="4200" w:hanging="480"/>
+      </w:pPr>
+    </w:lvl>
+    <w:lvl w:ilvl="8" w:tplc="0409001B" w:tentative="1">
+      <w:start w:val="1"/>
+      <w:numFmt w:val="lowerRoman"/>
+      <w:lvlText w:val="%9."/>
+      <w:lvlJc w:val="right"/>
+      <w:pPr>
+        <w:ind w:left="4680" w:hanging="480"/>
+      </w:pPr>
+    </w:lvl>
+  </w:abstractNum>
+  <w:abstractNum w:abstractNumId="2" w15:restartNumberingAfterBreak="0">
+    <w:nsid w:val="33E93B3A"/>
+    <w:multiLevelType w:val="hybridMultilevel"/>
+    <w:tmpl w:val="B5201806"/>
+    <w:lvl w:ilvl="0" w:tplc="3EE2C6EA">
+      <w:start w:val="1"/>
+      <w:numFmt w:val="decimal"/>
+      <w:lvlText w:val="%1."/>
+      <w:lvlJc w:val="left"/>
+      <w:pPr>
+        <w:ind w:left="720" w:hanging="360"/>
+      </w:pPr>
+      <w:rPr>
+        <w:rFonts w:hint="default"/>
+      </w:rPr>
+    </w:lvl>
+    <w:lvl w:ilvl="1" w:tplc="04090019" w:tentative="1">
+      <w:start w:val="1"/>
+      <w:numFmt w:val="ideographTraditional"/>
+      <w:lvlText w:val="%2、"/>
+      <w:lvlJc w:val="left"/>
+      <w:pPr>
+        <w:ind w:left="1320" w:hanging="480"/>
+      </w:pPr>
+    </w:lvl>
+    <w:lvl w:ilvl="2" w:tplc="0409001B" w:tentative="1">
+      <w:start w:val="1"/>
+      <w:numFmt w:val="lowerRoman"/>
+      <w:lvlText w:val="%3."/>
+      <w:lvlJc w:val="right"/>
+      <w:pPr>
+        <w:ind w:left="1800" w:hanging="480"/>
+      </w:pPr>
+    </w:lvl>
+    <w:lvl w:ilvl="3" w:tplc="0409000F" w:tentative="1">
+      <w:start w:val="1"/>
+      <w:numFmt w:val="decimal"/>
+      <w:lvlText w:val="%4."/>
+      <w:lvlJc w:val="left"/>
+      <w:pPr>
+        <w:ind w:left="2280" w:hanging="480"/>
+      </w:pPr>
+    </w:lvl>
+    <w:lvl w:ilvl="4" w:tplc="04090019" w:tentative="1">
+      <w:start w:val="1"/>
+      <w:numFmt w:val="ideographTraditional"/>
+      <w:lvlText w:val="%5、"/>
+      <w:lvlJc w:val="left"/>
+      <w:pPr>
+        <w:ind w:left="2760" w:hanging="480"/>
+      </w:pPr>
+    </w:lvl>
+    <w:lvl w:ilvl="5" w:tplc="0409001B" w:tentative="1">
+      <w:start w:val="1"/>
+      <w:numFmt w:val="lowerRoman"/>
+      <w:lvlText w:val="%6."/>
+      <w:lvlJc w:val="right"/>
+      <w:pPr>
+        <w:ind w:left="3240" w:hanging="480"/>
+      </w:pPr>
+    </w:lvl>
+    <w:lvl w:ilvl="6" w:tplc="0409000F" w:tentative="1">
+      <w:start w:val="1"/>
+      <w:numFmt w:val="decimal"/>
+      <w:lvlText w:val="%7."/>
+      <w:lvlJc w:val="left"/>
+      <w:pPr>
+        <w:ind w:left="3720" w:hanging="480"/>
+      </w:pPr>
+    </w:lvl>
+    <w:lvl w:ilvl="7" w:tplc="04090019" w:tentative="1">
+      <w:start w:val="1"/>
+      <w:numFmt w:val="ideographTraditional"/>
+      <w:lvlText w:val="%8、"/>
+      <w:lvlJc w:val="left"/>
+      <w:pPr>
+        <w:ind w:left="4200" w:hanging="480"/>
+      </w:pPr>
+    </w:lvl>
+    <w:lvl w:ilvl="8" w:tplc="0409001B" w:tentative="1">
+      <w:start w:val="1"/>
+      <w:numFmt w:val="lowerRoman"/>
+      <w:lvlText w:val="%9."/>
+      <w:lvlJc w:val="right"/>
+      <w:pPr>
+        <w:ind w:left="4680" w:hanging="480"/>
+      </w:pPr>
+    </w:lvl>
+  </w:abstractNum>
+  <w:abstractNum w:abstractNumId="3" w15:restartNumberingAfterBreak="0">
     <w:nsid w:val="4DA97EBA"/>
     <w:multiLevelType w:val="multilevel"/>
     <w:tmpl w:val="0FACA754"/>
@@ -10743,7 +9996,7 @@
       </w:pPr>
     </w:lvl>
   </w:abstractNum>
-  <w:abstractNum w:abstractNumId="2" w15:restartNumberingAfterBreak="0">
+  <w:abstractNum w:abstractNumId="4" w15:restartNumberingAfterBreak="0">
     <w:nsid w:val="733B5C0F"/>
     <w:multiLevelType w:val="multilevel"/>
     <w:tmpl w:val="F80A4DE6"/>
@@ -10856,7 +10109,7 @@
       </w:pPr>
     </w:lvl>
   </w:abstractNum>
-  <w:abstractNum w:abstractNumId="3" w15:restartNumberingAfterBreak="0">
+  <w:abstractNum w:abstractNumId="5" w15:restartNumberingAfterBreak="0">
     <w:nsid w:val="796B618A"/>
     <w:multiLevelType w:val="multilevel"/>
     <w:tmpl w:val="8F10E8AC"/>
@@ -10970,16 +10223,22 @@
     </w:lvl>
   </w:abstractNum>
   <w:num w:numId="1">
-    <w:abstractNumId w:val="1"/>
+    <w:abstractNumId w:val="3"/>
   </w:num>
   <w:num w:numId="2">
     <w:abstractNumId w:val="0"/>
   </w:num>
   <w:num w:numId="3">
-    <w:abstractNumId w:val="3"/>
+    <w:abstractNumId w:val="5"/>
   </w:num>
   <w:num w:numId="4">
+    <w:abstractNumId w:val="4"/>
+  </w:num>
+  <w:num w:numId="5">
     <w:abstractNumId w:val="2"/>
+  </w:num>
+  <w:num w:numId="6">
+    <w:abstractNumId w:val="1"/>
   </w:num>
 </w:numbering>
 </file>
@@ -11446,7 +10705,6 @@
   <w:style w:type="character" w:default="1" w:styleId="a0">
     <w:name w:val="Default Paragraph Font"/>
     <w:uiPriority w:val="1"/>
-    <w:semiHidden/>
     <w:unhideWhenUsed/>
   </w:style>
   <w:style w:type="table" w:default="1" w:styleId="a1">
@@ -11565,7 +10823,6 @@
     <w:name w:val="Hyperlink"/>
     <w:basedOn w:val="a0"/>
     <w:uiPriority w:val="99"/>
-    <w:semiHidden/>
     <w:unhideWhenUsed/>
     <w:rsid w:val="00394986"/>
     <w:rPr>
@@ -11578,7 +10835,6 @@
     <w:basedOn w:val="a"/>
     <w:link w:val="HTML1"/>
     <w:uiPriority w:val="99"/>
-    <w:semiHidden/>
     <w:unhideWhenUsed/>
     <w:rsid w:val="00394986"/>
     <w:pPr>
@@ -11613,7 +10869,6 @@
     <w:basedOn w:val="a0"/>
     <w:link w:val="HTML0"/>
     <w:uiPriority w:val="99"/>
-    <w:semiHidden/>
     <w:rsid w:val="00394986"/>
     <w:rPr>
       <w:rFonts w:ascii="細明體" w:eastAsia="細明體" w:hAnsi="細明體" w:cs="細明體"/>
@@ -11625,6 +10880,90 @@
     <w:name w:val="pl-k"/>
     <w:basedOn w:val="a0"/>
     <w:rsid w:val="00394986"/>
+  </w:style>
+  <w:style w:type="paragraph" w:styleId="a5">
+    <w:name w:val="header"/>
+    <w:basedOn w:val="a"/>
+    <w:link w:val="a6"/>
+    <w:uiPriority w:val="99"/>
+    <w:unhideWhenUsed/>
+    <w:rsid w:val="00842A05"/>
+    <w:pPr>
+      <w:tabs>
+        <w:tab w:val="center" w:pos="4153"/>
+        <w:tab w:val="right" w:pos="8306"/>
+      </w:tabs>
+      <w:snapToGrid w:val="0"/>
+    </w:pPr>
+    <w:rPr>
+      <w:sz w:val="20"/>
+      <w:szCs w:val="20"/>
+    </w:rPr>
+  </w:style>
+  <w:style w:type="character" w:customStyle="1" w:styleId="a6">
+    <w:name w:val="頁首 字元"/>
+    <w:basedOn w:val="a0"/>
+    <w:link w:val="a5"/>
+    <w:uiPriority w:val="99"/>
+    <w:rsid w:val="00842A05"/>
+    <w:rPr>
+      <w:sz w:val="20"/>
+      <w:szCs w:val="20"/>
+    </w:rPr>
+  </w:style>
+  <w:style w:type="paragraph" w:styleId="a7">
+    <w:name w:val="footer"/>
+    <w:basedOn w:val="a"/>
+    <w:link w:val="a8"/>
+    <w:uiPriority w:val="99"/>
+    <w:unhideWhenUsed/>
+    <w:rsid w:val="00842A05"/>
+    <w:pPr>
+      <w:tabs>
+        <w:tab w:val="center" w:pos="4153"/>
+        <w:tab w:val="right" w:pos="8306"/>
+      </w:tabs>
+      <w:snapToGrid w:val="0"/>
+    </w:pPr>
+    <w:rPr>
+      <w:sz w:val="20"/>
+      <w:szCs w:val="20"/>
+    </w:rPr>
+  </w:style>
+  <w:style w:type="character" w:customStyle="1" w:styleId="a8">
+    <w:name w:val="頁尾 字元"/>
+    <w:basedOn w:val="a0"/>
+    <w:link w:val="a7"/>
+    <w:uiPriority w:val="99"/>
+    <w:rsid w:val="00842A05"/>
+    <w:rPr>
+      <w:sz w:val="20"/>
+      <w:szCs w:val="20"/>
+    </w:rPr>
+  </w:style>
+  <w:style w:type="paragraph" w:customStyle="1" w:styleId="isselectedend">
+    <w:name w:val="isselectedend"/>
+    <w:basedOn w:val="a"/>
+    <w:rsid w:val="00842A05"/>
+    <w:pPr>
+      <w:widowControl/>
+      <w:spacing w:before="100" w:beforeAutospacing="1" w:after="100" w:afterAutospacing="1"/>
+    </w:pPr>
+    <w:rPr>
+      <w:rFonts w:ascii="新細明體" w:eastAsia="新細明體" w:hAnsi="新細明體" w:cs="新細明體"/>
+      <w:kern w:val="0"/>
+      <w:szCs w:val="24"/>
+    </w:rPr>
+  </w:style>
+  <w:style w:type="paragraph" w:styleId="a9">
+    <w:name w:val="List Paragraph"/>
+    <w:basedOn w:val="a"/>
+    <w:uiPriority w:val="34"/>
+    <w:qFormat/>
+    <w:rsid w:val="00752DBB"/>
+    <w:pPr>
+      <w:ind w:leftChars="200" w:left="480"/>
+    </w:pPr>
   </w:style>
 </w:styles>
 </file>
